--- a/docs/downloads/john-nelson-darby/تم/doc_0357.docx
+++ b/docs/downloads/john-nelson-darby/تم/doc_0357.docx
@@ -1,12 +1,12 @@
 
 <file path=word/document.xml><?xml version="1.0" encoding="utf-8"?>
-<w:document xmlns:wpc="http://schemas.microsoft.com/office/word/2010/wordprocessingCanvas" xmlns:cx="http://schemas.microsoft.com/office/drawing/2014/chartex" xmlns:cx1="http://schemas.microsoft.com/office/drawing/2015/9/8/chartex" xmlns:cx2="http://schemas.microsoft.com/office/drawing/2015/10/21/chartex" xmlns:cx3="http://schemas.microsoft.com/office/drawing/2016/5/9/chartex" xmlns:cx4="http://schemas.microsoft.com/office/drawing/2016/5/10/chartex" xmlns:cx5="http://schemas.microsoft.com/office/drawing/2016/5/11/chartex" xmlns:cx6="http://schemas.microsoft.com/office/drawing/2016/5/12/chartex" xmlns:cx7="http://schemas.microsoft.com/office/drawing/2016/5/13/chartex" xmlns:cx8="http://schemas.microsoft.com/office/drawing/2016/5/14/chartex" xmlns:mc="http://schemas.openxmlformats.org/markup-compatibility/2006" xmlns:aink="http://schemas.microsoft.com/office/drawing/2016/ink" xmlns:am3d="http://schemas.microsoft.com/office/drawing/2017/model3d" xmlns:o="urn:schemas-microsoft-com:office:office" xmlns:oel="http://schemas.microsoft.com/office/2019/extlst" xmlns:r="http://schemas.openxmlformats.org/officeDocument/2006/relationships" xmlns:m="http://schemas.openxmlformats.org/officeDocument/2006/math" xmlns:v="urn:schemas-microsoft-com:vml" xmlns:wp14="http://schemas.microsoft.com/office/word/2010/wordprocessingDrawing" xmlns:wp="http://schemas.openxmlformats.org/drawingml/2006/wordprocessingDrawing" xmlns:w10="urn:schemas-microsoft-com:office:word" xmlns:w="http://schemas.openxmlformats.org/wordprocessingml/2006/main" xmlns:w14="http://schemas.microsoft.com/office/word/2010/wordml" xmlns:w15="http://schemas.microsoft.com/office/word/2012/wordml" xmlns:w16cex="http://schemas.microsoft.com/office/word/2018/wordml/cex" xmlns:w16cid="http://schemas.microsoft.com/office/word/2016/wordml/cid" xmlns:w16="http://schemas.microsoft.com/office/word/2018/wordml" xmlns:w16sdtdh="http://schemas.microsoft.com/office/word/2020/wordml/sdtdatahash" xmlns:w16se="http://schemas.microsoft.com/office/word/2015/wordml/symex" xmlns:wpg="http://schemas.microsoft.com/office/word/2010/wordprocessingGroup" xmlns:wpi="http://schemas.microsoft.com/office/word/2010/wordprocessingInk" xmlns:wne="http://schemas.microsoft.com/office/word/2006/wordml" xmlns:wps="http://schemas.microsoft.com/office/word/2010/wordprocessingShape" mc:Ignorable="w14 w15 w16se w16cid w16 w16cex w16sdtdh wp14">
+<w:document xmlns:wpc="http://schemas.microsoft.com/office/word/2010/wordprocessingCanvas" xmlns:cx="http://schemas.microsoft.com/office/drawing/2014/chartex" xmlns:cx1="http://schemas.microsoft.com/office/drawing/2015/9/8/chartex" xmlns:cx2="http://schemas.microsoft.com/office/drawing/2015/10/21/chartex" xmlns:cx3="http://schemas.microsoft.com/office/drawing/2016/5/9/chartex" xmlns:cx4="http://schemas.microsoft.com/office/drawing/2016/5/10/chartex" xmlns:cx5="http://schemas.microsoft.com/office/drawing/2016/5/11/chartex" xmlns:cx6="http://schemas.microsoft.com/office/drawing/2016/5/12/chartex" xmlns:cx7="http://schemas.microsoft.com/office/drawing/2016/5/13/chartex" xmlns:cx8="http://schemas.microsoft.com/office/drawing/2016/5/14/chartex" xmlns:mc="http://schemas.openxmlformats.org/markup-compatibility/2006" xmlns:aink="http://schemas.microsoft.com/office/drawing/2016/ink" xmlns:am3d="http://schemas.microsoft.com/office/drawing/2017/model3d" xmlns:o="urn:schemas-microsoft-com:office:office" xmlns:oel="http://schemas.microsoft.com/office/2019/extlst" xmlns:r="http://schemas.openxmlformats.org/officeDocument/2006/relationships" xmlns:m="http://schemas.openxmlformats.org/officeDocument/2006/math" xmlns:v="urn:schemas-microsoft-com:vml" xmlns:wp14="http://schemas.microsoft.com/office/word/2010/wordprocessingDrawing" xmlns:wp="http://schemas.openxmlformats.org/drawingml/2006/wordprocessingDrawing" xmlns:w10="urn:schemas-microsoft-com:office:word" xmlns:w="http://schemas.openxmlformats.org/wordprocessingml/2006/main" xmlns:w14="http://schemas.microsoft.com/office/word/2010/wordml" xmlns:w15="http://schemas.microsoft.com/office/word/2012/wordml" xmlns:w16cex="http://schemas.microsoft.com/office/word/2018/wordml/cex" xmlns:w16cid="http://schemas.microsoft.com/office/word/2016/wordml/cid" xmlns:w16="http://schemas.microsoft.com/office/word/2018/wordml" xmlns:w16du="http://schemas.microsoft.com/office/word/2023/wordml/word16du" xmlns:w16sdtdh="http://schemas.microsoft.com/office/word/2020/wordml/sdtdatahash" xmlns:w16se="http://schemas.microsoft.com/office/word/2015/wordml/symex" xmlns:wpg="http://schemas.microsoft.com/office/word/2010/wordprocessingGroup" xmlns:wpi="http://schemas.microsoft.com/office/word/2010/wordprocessingInk" xmlns:wne="http://schemas.microsoft.com/office/word/2006/wordml" xmlns:wps="http://schemas.microsoft.com/office/word/2010/wordprocessingShape" mc:Ignorable="w14 w15 w16se w16cid w16 w16cex w16sdtdh w16du wp14">
   <w:body>
     <w:p>
       <w:pPr>
         <w:rPr>
           <w:rtl/>
-          <w:lang w:bidi="ar-SA"/>
+          <w:lang w:bidi="ar-AE"/>
         </w:rPr>
       </w:pPr>
       <w:hyperlink r:id="rId4" w:history="1">
@@ -15,9 +15,9 @@
             <w:rStyle w:val="Hyperlink"/>
             <w:rFonts w:hint="cs"/>
             <w:rtl/>
-            <w:lang w:bidi="ar-SA"/>
+            <w:lang w:bidi="ar-AE"/>
           </w:rPr>
-          <w:t>فرح بالمسيح</w:t>
+          <w:t>فرحنا في السماء</w:t>
         </w:r>
       </w:hyperlink>
     </w:p>
@@ -25,223 +25,1259 @@
       <w:pPr>
         <w:rPr>
           <w:rtl/>
-          <w:lang w:bidi="ar-SA"/>
+          <w:lang w:bidi="ar-AE"/>
         </w:rPr>
       </w:pPr>
       <w:r>
         <w:rPr>
-          <w:rFonts w:hint="cs"/>
-          <w:rtl/>
-          <w:lang w:bidi="ar-SA"/>
-        </w:rPr>
-        <w:t>مزمور 37: 4: "</w:t>
-      </w:r>
-      <w:r>
-        <w:rPr>
-          <w:rtl/>
-          <w:lang w:bidi="ar-SA"/>
-        </w:rPr>
-        <w:t xml:space="preserve"> وَتَلَذَّذْ بِالرَّبِّ فَيُعْطِيَكَ سُؤْلَ قَلْبِكَ.</w:t>
-      </w:r>
-      <w:r>
-        <w:rPr>
-          <w:rFonts w:hint="cs"/>
-          <w:rtl/>
-          <w:lang w:bidi="ar-SA"/>
-        </w:rPr>
-        <w:t>"</w:t>
+          <w:lang w:bidi="ar-AE"/>
+        </w:rPr>
+        <w:t>John Nelson Darby</w:t>
       </w:r>
     </w:p>
     <w:p>
       <w:pPr>
-        <w:bidi w:val="0"/>
-        <w:rPr>
-          <w:lang w:bidi="ar-SA"/>
+        <w:rPr>
+          <w:rtl/>
+          <w:lang w:bidi="ar-AE"/>
         </w:rPr>
       </w:pPr>
       <w:r>
         <w:rPr>
-          <w:lang w:bidi="ar-SA"/>
-        </w:rPr>
-        <w:t>John Nelson Darby</w:t>
+          <w:rFonts w:hint="cs"/>
+          <w:rtl/>
+          <w:lang w:bidi="ar-AE"/>
+        </w:rPr>
+        <w:t xml:space="preserve">لنتأمل في هذا المقطع الكتابي بخصوص النور الذي يهبنا إياه عن الفرح الذي هو نصيبنا في السماء. إن الشهادة في 2. بطرس 1: 16 تصرّح لنا بأن نقول أن المشهد الذي أمامنا هنا يعرض لنا "سلطان ومجيء ربنا يسوع المسيح" موضوع انتظارنا. </w:t>
+      </w:r>
+      <w:r>
+        <w:rPr>
+          <w:rFonts w:hint="cs"/>
+          <w:rtl/>
+          <w:lang w:bidi="ar-AE"/>
+        </w:rPr>
+        <w:t xml:space="preserve">إن نفوسنا لن تكون أبدًا في حالة جيدة إن لم ننتظر ابن الله من السماء (1. تسالونيكي 1). الكنيسة لن تنقاد في آمالها بكلمة الله وروحه إن لم تنتظر يسوع كمخلص لها من السماء (فيلبي 3). إن المقطع الذي نتأمل فيه هنا هو هام لنا في هذا الصدد لأنه يُعلن لنا بصورة خاصة ما سوف يكون نصيبنا عند مجيء يسوع. هذا الموضع يحتوي على الكثير من الأمور الأخرى، كما هو على سبيل المثال العلاقات المتبادلة بين القديسين الأرضيين والسماويين في الملكوت، ومن الممكن أن يكون غنيًا بالتعليم إن تأملنا فيها؛ لكن ما أقصده الآن هو أن </w:t>
+      </w:r>
+      <w:r>
+        <w:rPr>
+          <w:rFonts w:hint="cs"/>
+          <w:rtl/>
+          <w:lang w:bidi="ar-AE"/>
+        </w:rPr>
+        <w:t>أتأمل النور الذي يُعطيه لنا التجلي على الجبل عن جوهر الفرح الذي سيكون من نصيبنا عند مجيء ربنا يسوع المسيح</w:t>
+      </w:r>
+      <w:r>
+        <w:rPr>
+          <w:rFonts w:hint="cs"/>
+          <w:rtl/>
+          <w:lang w:bidi="ar-AE"/>
+        </w:rPr>
+        <w:t xml:space="preserve"> ومن </w:t>
+      </w:r>
+      <w:r>
+        <w:rPr>
+          <w:rtl/>
+          <w:lang w:bidi="ar-AE"/>
+        </w:rPr>
+        <w:t>خلال</w:t>
+      </w:r>
+      <w:r>
+        <w:rPr>
+          <w:rFonts w:hint="cs"/>
+          <w:rtl/>
+          <w:lang w:bidi="ar-AE"/>
+        </w:rPr>
+        <w:t>ه</w:t>
+      </w:r>
+      <w:r>
+        <w:rPr>
+          <w:rFonts w:hint="cs"/>
+          <w:rtl/>
+          <w:lang w:bidi="ar-AE"/>
+        </w:rPr>
+        <w:t xml:space="preserve">. مواضع أخرى في الكتاب كما والمواعيد المعطاة للغالبين في الإصحاحين 2 و 3 من سفر الرؤيا، ووصف المدينة السماوي في إصحاح 21 و 22 </w:t>
+      </w:r>
+      <w:r>
+        <w:rPr>
+          <w:rFonts w:hint="cs"/>
+          <w:rtl/>
+          <w:lang w:bidi="ar-AE"/>
+        </w:rPr>
+        <w:t>من</w:t>
+      </w:r>
+      <w:r>
+        <w:rPr>
+          <w:rFonts w:hint="cs"/>
+          <w:rtl/>
+          <w:lang w:bidi="ar-AE"/>
+        </w:rPr>
+        <w:t xml:space="preserve"> ذات السفر تعطينا نورًا عن ذلك الموضوع؛ لكن دعونا الآن نتأمل الأحداث التي جرت على الجبل المقدس.</w:t>
       </w:r>
     </w:p>
     <w:p>
       <w:pPr>
         <w:rPr>
           <w:rtl/>
-          <w:lang w:bidi="ar-SA"/>
+          <w:lang w:bidi="ar-AE"/>
         </w:rPr>
       </w:pPr>
       <w:r>
         <w:rPr>
           <w:rFonts w:hint="cs"/>
           <w:rtl/>
-          <w:lang w:bidi="ar-SA"/>
-        </w:rPr>
-        <w:t>الشيء الوحيد في هذا العالم الذي يفرّح فعلاً قلب الله ويُنعشه هو إيمان يثق فيه بكل بساطة. ويمكننا أن نكون متأكدين: الإيمان الذي يثق به ببساطة هو أيضًا إيمان يحبه، يخدمه ويباركه. الله كانت مسرته بالمسيح، ويجب أن يكون اجتهادنا الدائم بأن نقدّم لله ما يُسرّ به. فعلى المسيح أن يكون دومًا موضوع سجودنا، وسيكون كذلك بقدر هداية روح الله لنا.</w:t>
+          <w:lang w:bidi="ar-AE"/>
+        </w:rPr>
+        <w:t>"</w:t>
+      </w:r>
+      <w:r>
+        <w:rPr>
+          <w:rtl/>
+          <w:lang w:bidi="ar-AE"/>
+        </w:rPr>
+        <w:t>وَبَعْدَ هذَا الْكَلاَمِ بِنَحْوِ ثَمَانِيَةِ أَيَّامٍ، أَخَذَ بُطْرُسَ وَيُوحَنَّا وَيَعْقُوبَ وَصَعِدَ إِلَى جَبَل لِيُصَلِّيَ.  29 وَفِيمَا هُوَ يُصَلِّي صَارَتْ هَيْئَةُ وَجْهِهِ مُتَغَيِّرَةً، وَلِبَاسُهُ مُبْيَضًّا لاَمِعًا.</w:t>
+      </w:r>
+      <w:r>
+        <w:rPr>
+          <w:rFonts w:hint="cs"/>
+          <w:rtl/>
+          <w:lang w:bidi="ar-AE"/>
+        </w:rPr>
+        <w:t xml:space="preserve">" هذا التغيُّر حدث حينما عبّر يسوع عن اعتماده </w:t>
+      </w:r>
+      <w:r>
+        <w:rPr>
+          <w:rtl/>
+          <w:lang w:bidi="ar-AE"/>
+        </w:rPr>
+        <w:t>–</w:t>
+      </w:r>
+      <w:r>
+        <w:rPr>
+          <w:rFonts w:hint="cs"/>
+          <w:rtl/>
+          <w:lang w:bidi="ar-AE"/>
+        </w:rPr>
+        <w:t xml:space="preserve"> "</w:t>
+      </w:r>
+      <w:r>
+        <w:rPr>
+          <w:rtl/>
+        </w:rPr>
+        <w:t xml:space="preserve"> </w:t>
+      </w:r>
+      <w:r>
+        <w:rPr>
+          <w:rtl/>
+          <w:lang w:bidi="ar-AE"/>
+        </w:rPr>
+        <w:t>وَفِيمَا هُوَ يُصَلِّي</w:t>
+      </w:r>
+      <w:r>
+        <w:rPr>
+          <w:rFonts w:hint="cs"/>
+          <w:rtl/>
+          <w:lang w:bidi="ar-AE"/>
+        </w:rPr>
+        <w:t>" فأول شيء نراه هنا هو تغيُّر كما سيحدث مع القديسين الأحياء عند مجيء يسوع.</w:t>
       </w:r>
     </w:p>
     <w:p>
       <w:pPr>
         <w:rPr>
           <w:rtl/>
-          <w:lang w:bidi="ar-SA"/>
+          <w:lang w:bidi="ar-AE"/>
         </w:rPr>
       </w:pPr>
       <w:r>
         <w:rPr>
           <w:rFonts w:hint="cs"/>
           <w:rtl/>
-          <w:lang w:bidi="ar-SA"/>
-        </w:rPr>
-        <w:t>إن قلوبنا تعرف كم حالنا للأسف يختلف عن ذلك. إن</w:t>
-      </w:r>
-      <w:r>
-        <w:rPr>
-          <w:rFonts w:hint="cs"/>
-          <w:rtl/>
-          <w:lang w:bidi="ar-SA"/>
-        </w:rPr>
-        <w:t xml:space="preserve"> كان</w:t>
-      </w:r>
-      <w:r>
-        <w:rPr>
-          <w:rFonts w:hint="cs"/>
-          <w:rtl/>
-          <w:lang w:bidi="ar-SA"/>
-        </w:rPr>
-        <w:t xml:space="preserve"> في الاجتماع وأيضًا في حياة تكريسنا الشخصية </w:t>
-      </w:r>
-      <w:r>
-        <w:rPr>
-          <w:rtl/>
-          <w:lang w:bidi="ar-SA"/>
-        </w:rPr>
-        <w:t>–</w:t>
-      </w:r>
-      <w:r>
-        <w:rPr>
-          <w:rFonts w:hint="cs"/>
-          <w:rtl/>
-          <w:lang w:bidi="ar-SA"/>
-        </w:rPr>
-        <w:t xml:space="preserve"> كم من مرة يكون الصدى ضعيفًا والروح مُعيًى ومشتكيًا! إننا مشغولين بأنفسنا </w:t>
-      </w:r>
-      <w:r>
-        <w:rPr>
-          <w:rFonts w:hint="cs"/>
-          <w:rtl/>
-          <w:lang w:bidi="ar-SA"/>
-        </w:rPr>
-        <w:t xml:space="preserve">بدلاً من المسيح. </w:t>
-      </w:r>
-      <w:r>
-        <w:rPr>
-          <w:rFonts w:hint="cs"/>
-          <w:rtl/>
-          <w:lang w:bidi="ar-SA"/>
-        </w:rPr>
-        <w:t xml:space="preserve">عندها لا بد للروح القدس أن ينشغل بنا بدلاً من خدمته الحقيقية (بأن يأخذ مما للمسيح ويرينا إياه) لكي نصل إلى إدانة ذواتنا، لأن طرقنا لم تكن صحيحة. لماذا كثيرًا ما يكون الصدى ضعيفًا في اجتماعاتنا؟ لِمَ هذا الضعف، هذه الجدوبة، هذا الابتعاد عن المسار؟ لماذا الترانيم والصلوات بعيدة عن المسار؟ لماذا يقلّ وجود ما يستحق بأن يُدعى فعلاً "سجود"؟ لماذا يوجد اضطراب وأنشطة بلا هدف؟ لماذا </w:t>
-      </w:r>
-      <w:r>
-        <w:rPr>
-          <w:rFonts w:hint="cs"/>
-          <w:rtl/>
-          <w:lang w:bidi="ar-SA"/>
-        </w:rPr>
-        <w:t>تقل الأمور في وسطنا التي تنعش قلب الله؟</w:t>
-      </w:r>
-      <w:r>
-        <w:rPr>
-          <w:rFonts w:hint="cs"/>
-          <w:rtl/>
-          <w:lang w:bidi="ar-SA"/>
-        </w:rPr>
-        <w:t xml:space="preserve"> القليل مما سيقول عنه أنه "</w:t>
-      </w:r>
-      <w:r>
-        <w:rPr>
-          <w:rtl/>
-          <w:lang w:bidi="ar-SA"/>
-        </w:rPr>
-        <w:t>طَعَامَ وَقُودٍ</w:t>
-      </w:r>
-      <w:r>
-        <w:rPr>
-          <w:rFonts w:hint="cs"/>
-          <w:rtl/>
-          <w:lang w:bidi="ar-SA"/>
-        </w:rPr>
-        <w:t xml:space="preserve"> له</w:t>
-      </w:r>
-      <w:r>
-        <w:rPr>
-          <w:rtl/>
-          <w:lang w:bidi="ar-SA"/>
-        </w:rPr>
-        <w:t xml:space="preserve"> لِرَائِحَةِ سَرُورٍ</w:t>
-      </w:r>
-      <w:r>
-        <w:rPr>
-          <w:rFonts w:hint="cs"/>
-          <w:rtl/>
-          <w:lang w:bidi="ar-SA"/>
-        </w:rPr>
-        <w:t>" (لاويين 3: 16)؟</w:t>
+          <w:lang w:bidi="ar-AE"/>
+        </w:rPr>
+        <w:t>"</w:t>
+      </w:r>
+      <w:r>
+        <w:rPr>
+          <w:rtl/>
+        </w:rPr>
+        <w:t xml:space="preserve"> </w:t>
+      </w:r>
+      <w:r>
+        <w:rPr>
+          <w:rtl/>
+          <w:lang w:bidi="ar-AE"/>
+        </w:rPr>
+        <w:t>وَإِذَا رَجُلاَنِ يَتَكَلَّمَانِ مَعَهُ، وَهُمَا مُوسَى وَإِيلِيَّا،</w:t>
+      </w:r>
+      <w:r>
+        <w:rPr>
+          <w:rFonts w:hint="cs"/>
+          <w:rtl/>
+          <w:lang w:bidi="ar-AE"/>
+        </w:rPr>
+        <w:t>" لقد كانا معه: - ونحن سيكون لنا ذات الفرح؛ ف</w:t>
+      </w:r>
+      <w:r>
+        <w:rPr>
+          <w:rFonts w:hint="cs"/>
+          <w:rtl/>
+          <w:lang w:bidi="ar-AE"/>
+        </w:rPr>
+        <w:t>إ</w:t>
+      </w:r>
+      <w:r>
+        <w:rPr>
+          <w:rFonts w:hint="cs"/>
+          <w:rtl/>
+          <w:lang w:bidi="ar-AE"/>
+        </w:rPr>
+        <w:t>ننا سنكون مع يسوع. من بعدما أن أُعطي الأمر في الإصحاح الـ4 من الرسالة الأولى إلى أهل تسالونيكي، الذي ستحدث فيه قيامة</w:t>
+      </w:r>
+      <w:r>
+        <w:rPr>
+          <w:rFonts w:hint="cs"/>
+          <w:rtl/>
+          <w:lang w:bidi="ar-AE"/>
+        </w:rPr>
+        <w:t xml:space="preserve"> الأموات في المسيح وتغيير القديسين الأحياء، ومن بعدما أن نكون قد اختبرنا بأننا سنُخطَف جميعًا إلى السحاب لملاقاة الرب في الهواء، فكل ما أضافه الرسول بخصوص ما يلي ذلك متضمن في الكلمات: "</w:t>
+      </w:r>
+      <w:r>
+        <w:rPr>
+          <w:rtl/>
+        </w:rPr>
+        <w:t xml:space="preserve"> </w:t>
+      </w:r>
+      <w:r>
+        <w:rPr>
+          <w:rtl/>
+          <w:lang w:bidi="ar-AE"/>
+        </w:rPr>
+        <w:t>وَهكَذَا نَكُونُ كُلَّ حِينٍ مَعَ الرَّبِّ.</w:t>
+      </w:r>
+      <w:r>
+        <w:rPr>
+          <w:rFonts w:hint="cs"/>
+          <w:rtl/>
+          <w:lang w:bidi="ar-AE"/>
+        </w:rPr>
+        <w:t>"</w:t>
       </w:r>
     </w:p>
     <w:p>
       <w:pPr>
         <w:rPr>
-          <w:rFonts w:hint="cs"/>
-          <w:lang w:bidi="ar-SA"/>
+          <w:rtl/>
+          <w:lang w:bidi="ar-AE"/>
         </w:rPr>
       </w:pPr>
       <w:r>
         <w:rPr>
           <w:rFonts w:hint="cs"/>
           <w:rtl/>
-          <w:lang w:bidi="ar-SA"/>
-        </w:rPr>
-        <w:t xml:space="preserve">إننا منشغلين بأنفسنا وبظروفنا </w:t>
-      </w:r>
-      <w:r>
-        <w:rPr>
-          <w:rtl/>
-          <w:lang w:bidi="ar-SA"/>
-        </w:rPr>
-        <w:t>–</w:t>
-      </w:r>
-      <w:r>
-        <w:rPr>
-          <w:rFonts w:hint="cs"/>
-          <w:rtl/>
-          <w:lang w:bidi="ar-SA"/>
-        </w:rPr>
-        <w:t xml:space="preserve"> بأحزاننا، ضعفنا، مِحَننا ومصاعبنا؛ ونحن ننتزع من الله طعام قربانه. فعلاً إننا نحرمه مما له و</w:t>
-      </w:r>
-      <w:r>
-        <w:rPr>
-          <w:rFonts w:hint="cs"/>
-          <w:rtl/>
-          <w:lang w:bidi="ar-SA"/>
-        </w:rPr>
-        <w:t>م</w:t>
-      </w:r>
-      <w:r>
-        <w:rPr>
-          <w:rFonts w:hint="cs"/>
-          <w:rtl/>
-          <w:lang w:bidi="ar-SA"/>
-        </w:rPr>
-        <w:t>ما يرغب به قلبه المُحب.</w:t>
+          <w:lang w:bidi="ar-AE"/>
+        </w:rPr>
+        <w:t>في الموضع الذي أمامنا ليس مجرد ما كُتب هو أن الرجلان كانا مع المسيح، وإنما أيضًا وقفا معه في علاقة حميمه به: "</w:t>
+      </w:r>
+      <w:r>
+        <w:rPr>
+          <w:rtl/>
+        </w:rPr>
+        <w:t xml:space="preserve"> </w:t>
+      </w:r>
+      <w:r>
+        <w:rPr>
+          <w:rtl/>
+          <w:lang w:bidi="ar-AE"/>
+        </w:rPr>
+        <w:t>رَجُلاَنِ يَتَكَلَّمَانِ مَعَهُ</w:t>
+      </w:r>
+      <w:r>
+        <w:rPr>
+          <w:rFonts w:hint="cs"/>
+          <w:rtl/>
+          <w:lang w:bidi="ar-AE"/>
+        </w:rPr>
+        <w:t xml:space="preserve">" إنه ليس مكتوب بأنه كلمهما، على الرغم من أنه من المؤكد كان هكذا </w:t>
+      </w:r>
+      <w:r>
+        <w:rPr>
+          <w:rFonts w:hint="cs"/>
+          <w:rtl/>
+          <w:lang w:bidi="ar-AE"/>
+        </w:rPr>
+        <w:t>الأمر</w:t>
+      </w:r>
+      <w:r>
+        <w:rPr>
+          <w:rFonts w:hint="cs"/>
+          <w:rtl/>
+          <w:lang w:bidi="ar-AE"/>
+        </w:rPr>
+        <w:t xml:space="preserve">؛ غير أنه كان من الممكن أن يكلمهما وأن لا يكونا قريبين منه إلى هذا الحد. لكن عندما نقرأ بأنهما يتكلمان معه، فسنتصور بذلك عِشرة وثيقة لا يحدها حد. بطرس ورفاقه عرفوا ما هو أن يكونوا في علاقة كهذه مع يسوع في </w:t>
+      </w:r>
+      <w:r>
+        <w:rPr>
+          <w:rFonts w:hint="cs"/>
+          <w:rtl/>
+          <w:lang w:bidi="ar-AE"/>
+        </w:rPr>
+        <w:t>وضعهم الدنيوي</w:t>
+      </w:r>
+      <w:r>
+        <w:rPr>
+          <w:rFonts w:hint="cs"/>
+          <w:rtl/>
+          <w:lang w:bidi="ar-AE"/>
+        </w:rPr>
+        <w:t xml:space="preserve">؛ فيا لفرحهم عندما حصلوا على البرهان بأنهم سيفرحون أيضًا في مجد علاقة كهذه </w:t>
+      </w:r>
+      <w:r>
+        <w:rPr>
+          <w:rFonts w:hint="cs"/>
+          <w:rtl/>
+          <w:lang w:bidi="ar-AE"/>
+        </w:rPr>
+        <w:t>مع</w:t>
+      </w:r>
+      <w:r>
+        <w:rPr>
+          <w:rFonts w:hint="cs"/>
+          <w:rtl/>
+          <w:lang w:bidi="ar-AE"/>
+        </w:rPr>
+        <w:t>ه</w:t>
+      </w:r>
+      <w:r>
+        <w:rPr>
+          <w:rFonts w:hint="cs"/>
+          <w:rtl/>
+          <w:lang w:bidi="ar-AE"/>
+        </w:rPr>
+        <w:t>!</w:t>
+      </w:r>
+    </w:p>
+    <w:p>
+      <w:pPr>
+        <w:rPr>
+          <w:rtl/>
+          <w:lang w:bidi="ar-AE"/>
+        </w:rPr>
+      </w:pPr>
+      <w:r>
+        <w:rPr>
+          <w:rtl/>
+          <w:lang w:bidi="ar-AE"/>
+        </w:rPr>
+        <w:t xml:space="preserve">ويضيف لوقا: "وَظَهَرَا فِي الْمَجْدِ". وهذا يتعلق بما رأيناه </w:t>
+      </w:r>
+      <w:r>
+        <w:rPr>
+          <w:rFonts w:hint="cs"/>
+          <w:rtl/>
+          <w:lang w:bidi="ar-AE"/>
+        </w:rPr>
+        <w:t>آنفًا</w:t>
+      </w:r>
+      <w:r>
+        <w:rPr>
+          <w:rtl/>
+          <w:lang w:bidi="ar-AE"/>
+        </w:rPr>
+        <w:t>. نقرأ في البداية أنهم</w:t>
+      </w:r>
+      <w:r>
+        <w:rPr>
+          <w:rFonts w:hint="cs"/>
+          <w:rtl/>
+          <w:lang w:bidi="ar-AE"/>
+        </w:rPr>
+        <w:t>ا</w:t>
+      </w:r>
+      <w:r>
+        <w:rPr>
+          <w:rtl/>
+          <w:lang w:bidi="ar-AE"/>
+        </w:rPr>
+        <w:t xml:space="preserve"> كانا معه، ثم ظهرا في المجد. إنهم يشتركون في نفس المجد الذي ظهر فيه. والأمر كذلك بالنسبة لنا: "</w:t>
+      </w:r>
+      <w:r>
+        <w:rPr>
+          <w:rtl/>
+        </w:rPr>
+        <w:t xml:space="preserve"> </w:t>
+      </w:r>
+      <w:r>
+        <w:rPr>
+          <w:rtl/>
+          <w:lang w:bidi="ar-AE"/>
+        </w:rPr>
+        <w:t>مَتَى أُظْهِرَ الْمَسِيحُ حَيَاتُنَا، فَحِينَئِذٍ تُظْهَرُونَ أَنْتُمْ أَيْضًا مَعَهُ فِي الْمَجْدِ.". "</w:t>
+      </w:r>
+      <w:r>
+        <w:rPr>
+          <w:rtl/>
+        </w:rPr>
+        <w:t xml:space="preserve"> </w:t>
+      </w:r>
+      <w:r>
+        <w:rPr>
+          <w:rFonts w:ascii="Arial" w:hAnsi="Arial" w:cs="Arial" w:hint="cs"/>
+          <w:rtl/>
+          <w:lang w:bidi="ar-AE"/>
+        </w:rPr>
+        <w:t>​</w:t>
+      </w:r>
+      <w:r>
+        <w:rPr>
+          <w:rFonts w:hint="cs"/>
+          <w:rtl/>
+          <w:lang w:bidi="ar-AE"/>
+        </w:rPr>
+        <w:t>وَأَنَا</w:t>
+      </w:r>
+      <w:r>
+        <w:rPr>
+          <w:rtl/>
+          <w:lang w:bidi="ar-AE"/>
+        </w:rPr>
+        <w:t xml:space="preserve"> </w:t>
+      </w:r>
+      <w:r>
+        <w:rPr>
+          <w:rFonts w:hint="cs"/>
+          <w:rtl/>
+          <w:lang w:bidi="ar-AE"/>
+        </w:rPr>
+        <w:t>قَدْ</w:t>
+      </w:r>
+      <w:r>
+        <w:rPr>
+          <w:rtl/>
+          <w:lang w:bidi="ar-AE"/>
+        </w:rPr>
+        <w:t xml:space="preserve"> </w:t>
+      </w:r>
+      <w:r>
+        <w:rPr>
+          <w:rFonts w:hint="cs"/>
+          <w:rtl/>
+          <w:lang w:bidi="ar-AE"/>
+        </w:rPr>
+        <w:t>أَعْطَيْتُهُمُ</w:t>
+      </w:r>
+      <w:r>
+        <w:rPr>
+          <w:rtl/>
+          <w:lang w:bidi="ar-AE"/>
+        </w:rPr>
+        <w:t xml:space="preserve"> </w:t>
+      </w:r>
+      <w:r>
+        <w:rPr>
+          <w:rFonts w:hint="cs"/>
+          <w:rtl/>
+          <w:lang w:bidi="ar-AE"/>
+        </w:rPr>
+        <w:t>الْمَجْدَ</w:t>
+      </w:r>
+      <w:r>
+        <w:rPr>
+          <w:rtl/>
+          <w:lang w:bidi="ar-AE"/>
+        </w:rPr>
+        <w:t xml:space="preserve"> </w:t>
+      </w:r>
+      <w:r>
+        <w:rPr>
+          <w:rFonts w:hint="cs"/>
+          <w:rtl/>
+          <w:lang w:bidi="ar-AE"/>
+        </w:rPr>
+        <w:t>الَّذِي</w:t>
+      </w:r>
+      <w:r>
+        <w:rPr>
+          <w:rtl/>
+          <w:lang w:bidi="ar-AE"/>
+        </w:rPr>
+        <w:t xml:space="preserve"> </w:t>
+      </w:r>
+      <w:r>
+        <w:rPr>
+          <w:rFonts w:hint="cs"/>
+          <w:rtl/>
+          <w:lang w:bidi="ar-AE"/>
+        </w:rPr>
+        <w:t>أَعْطَيْتَنِي،</w:t>
+      </w:r>
+      <w:r>
+        <w:rPr>
+          <w:rtl/>
+          <w:lang w:bidi="ar-AE"/>
+        </w:rPr>
+        <w:t xml:space="preserve"> </w:t>
+      </w:r>
+      <w:r>
+        <w:rPr>
+          <w:rFonts w:hint="cs"/>
+          <w:rtl/>
+          <w:lang w:bidi="ar-AE"/>
+        </w:rPr>
+        <w:t>لِيَكُونُوا</w:t>
+      </w:r>
+      <w:r>
+        <w:rPr>
+          <w:rtl/>
+          <w:lang w:bidi="ar-AE"/>
+        </w:rPr>
+        <w:t xml:space="preserve"> </w:t>
+      </w:r>
+      <w:r>
+        <w:rPr>
+          <w:rFonts w:hint="cs"/>
+          <w:rtl/>
+          <w:lang w:bidi="ar-AE"/>
+        </w:rPr>
+        <w:t>وَاحِدًا</w:t>
+      </w:r>
+      <w:r>
+        <w:rPr>
+          <w:rtl/>
+          <w:lang w:bidi="ar-AE"/>
+        </w:rPr>
+        <w:t xml:space="preserve"> </w:t>
+      </w:r>
+      <w:r>
+        <w:rPr>
+          <w:rFonts w:hint="cs"/>
+          <w:rtl/>
+          <w:lang w:bidi="ar-AE"/>
+        </w:rPr>
+        <w:t>كَمَا</w:t>
+      </w:r>
+      <w:r>
+        <w:rPr>
+          <w:rtl/>
+          <w:lang w:bidi="ar-AE"/>
+        </w:rPr>
+        <w:t xml:space="preserve"> </w:t>
+      </w:r>
+      <w:r>
+        <w:rPr>
+          <w:rFonts w:hint="cs"/>
+          <w:rtl/>
+          <w:lang w:bidi="ar-AE"/>
+        </w:rPr>
+        <w:t>أَنَّنَا</w:t>
+      </w:r>
+      <w:r>
+        <w:rPr>
+          <w:rtl/>
+          <w:lang w:bidi="ar-AE"/>
+        </w:rPr>
+        <w:t xml:space="preserve"> </w:t>
+      </w:r>
+      <w:r>
+        <w:rPr>
+          <w:rFonts w:hint="cs"/>
+          <w:rtl/>
+          <w:lang w:bidi="ar-AE"/>
+        </w:rPr>
+        <w:t>نَحْنُ</w:t>
+      </w:r>
+      <w:r>
+        <w:rPr>
+          <w:rtl/>
+          <w:lang w:bidi="ar-AE"/>
+        </w:rPr>
+        <w:t xml:space="preserve"> </w:t>
+      </w:r>
+      <w:r>
+        <w:rPr>
+          <w:rFonts w:hint="cs"/>
+          <w:rtl/>
+          <w:lang w:bidi="ar-AE"/>
+        </w:rPr>
+        <w:t>وَاحِدٌ</w:t>
+      </w:r>
+      <w:r>
+        <w:rPr>
+          <w:rtl/>
+          <w:lang w:bidi="ar-AE"/>
+        </w:rPr>
+        <w:t xml:space="preserve">.  </w:t>
+      </w:r>
+      <w:r>
+        <w:rPr>
+          <w:rFonts w:ascii="Arial" w:hAnsi="Arial" w:cs="Arial" w:hint="cs"/>
+          <w:rtl/>
+          <w:lang w:bidi="ar-AE"/>
+        </w:rPr>
+        <w:t>​</w:t>
+      </w:r>
+      <w:r>
+        <w:rPr>
+          <w:rtl/>
+          <w:lang w:bidi="ar-AE"/>
+        </w:rPr>
+        <w:t>23</w:t>
+      </w:r>
+      <w:r>
+        <w:rPr>
+          <w:rFonts w:ascii="Arial" w:hAnsi="Arial" w:cs="Arial" w:hint="cs"/>
+          <w:rtl/>
+          <w:lang w:bidi="ar-AE"/>
+        </w:rPr>
+        <w:t>​</w:t>
+      </w:r>
+      <w:r>
+        <w:rPr>
+          <w:rtl/>
+          <w:lang w:bidi="ar-AE"/>
+        </w:rPr>
+        <w:t xml:space="preserve"> </w:t>
+      </w:r>
+      <w:r>
+        <w:rPr>
+          <w:rFonts w:ascii="Arial" w:hAnsi="Arial" w:cs="Arial" w:hint="cs"/>
+          <w:rtl/>
+          <w:lang w:bidi="ar-AE"/>
+        </w:rPr>
+        <w:t>​</w:t>
+      </w:r>
+      <w:r>
+        <w:rPr>
+          <w:rFonts w:hint="cs"/>
+          <w:rtl/>
+          <w:lang w:bidi="ar-AE"/>
+        </w:rPr>
+        <w:t>أَنَا</w:t>
+      </w:r>
+      <w:r>
+        <w:rPr>
+          <w:rtl/>
+          <w:lang w:bidi="ar-AE"/>
+        </w:rPr>
+        <w:t xml:space="preserve"> </w:t>
+      </w:r>
+      <w:r>
+        <w:rPr>
+          <w:rFonts w:hint="cs"/>
+          <w:rtl/>
+          <w:lang w:bidi="ar-AE"/>
+        </w:rPr>
+        <w:t>فِيهِمْ</w:t>
+      </w:r>
+      <w:r>
+        <w:rPr>
+          <w:rtl/>
+          <w:lang w:bidi="ar-AE"/>
+        </w:rPr>
+        <w:t xml:space="preserve"> </w:t>
+      </w:r>
+      <w:r>
+        <w:rPr>
+          <w:rFonts w:hint="cs"/>
+          <w:rtl/>
+          <w:lang w:bidi="ar-AE"/>
+        </w:rPr>
+        <w:t>وَأَنْتَ</w:t>
+      </w:r>
+      <w:r>
+        <w:rPr>
+          <w:rtl/>
+          <w:lang w:bidi="ar-AE"/>
+        </w:rPr>
+        <w:t xml:space="preserve"> </w:t>
+      </w:r>
+      <w:r>
+        <w:rPr>
+          <w:rFonts w:hint="cs"/>
+          <w:rtl/>
+          <w:lang w:bidi="ar-AE"/>
+        </w:rPr>
+        <w:t>فِيَّ</w:t>
+      </w:r>
+      <w:r>
+        <w:rPr>
+          <w:rtl/>
+          <w:lang w:bidi="ar-AE"/>
+        </w:rPr>
+        <w:t xml:space="preserve"> </w:t>
+      </w:r>
+      <w:r>
+        <w:rPr>
+          <w:rFonts w:hint="cs"/>
+          <w:rtl/>
+          <w:lang w:bidi="ar-AE"/>
+        </w:rPr>
+        <w:t>لِيَكُونُوا</w:t>
+      </w:r>
+      <w:r>
+        <w:rPr>
+          <w:rtl/>
+          <w:lang w:bidi="ar-AE"/>
+        </w:rPr>
+        <w:t xml:space="preserve"> </w:t>
+      </w:r>
+      <w:r>
+        <w:rPr>
+          <w:rFonts w:hint="cs"/>
+          <w:rtl/>
+          <w:lang w:bidi="ar-AE"/>
+        </w:rPr>
+        <w:t>مُكَمَّلِينَ</w:t>
+      </w:r>
+      <w:r>
+        <w:rPr>
+          <w:rtl/>
+          <w:lang w:bidi="ar-AE"/>
+        </w:rPr>
+        <w:t xml:space="preserve"> </w:t>
+      </w:r>
+      <w:r>
+        <w:rPr>
+          <w:rFonts w:hint="cs"/>
+          <w:rtl/>
+          <w:lang w:bidi="ar-AE"/>
+        </w:rPr>
+        <w:t>إِلَى</w:t>
+      </w:r>
+      <w:r>
+        <w:rPr>
+          <w:rtl/>
+          <w:lang w:bidi="ar-AE"/>
+        </w:rPr>
+        <w:t xml:space="preserve"> </w:t>
+      </w:r>
+      <w:r>
+        <w:rPr>
+          <w:rFonts w:hint="cs"/>
+          <w:rtl/>
+          <w:lang w:bidi="ar-AE"/>
+        </w:rPr>
+        <w:t>وَاحِدٍ،</w:t>
+      </w:r>
+      <w:r>
+        <w:rPr>
+          <w:rtl/>
+          <w:lang w:bidi="ar-AE"/>
+        </w:rPr>
+        <w:t xml:space="preserve"> </w:t>
+      </w:r>
+      <w:r>
+        <w:rPr>
+          <w:rFonts w:hint="cs"/>
+          <w:rtl/>
+          <w:lang w:bidi="ar-AE"/>
+        </w:rPr>
+        <w:t>وَلِيَعْلَمَ</w:t>
+      </w:r>
+      <w:r>
+        <w:rPr>
+          <w:rtl/>
+          <w:lang w:bidi="ar-AE"/>
+        </w:rPr>
+        <w:t xml:space="preserve"> </w:t>
+      </w:r>
+      <w:r>
+        <w:rPr>
+          <w:rFonts w:hint="cs"/>
+          <w:rtl/>
+          <w:lang w:bidi="ar-AE"/>
+        </w:rPr>
+        <w:t>الْعَالَمُ</w:t>
+      </w:r>
+      <w:r>
+        <w:rPr>
+          <w:rtl/>
+          <w:lang w:bidi="ar-AE"/>
+        </w:rPr>
+        <w:t xml:space="preserve"> </w:t>
+      </w:r>
+      <w:r>
+        <w:rPr>
+          <w:rFonts w:hint="cs"/>
+          <w:rtl/>
+          <w:lang w:bidi="ar-AE"/>
+        </w:rPr>
+        <w:t>أَنَّكَ</w:t>
+      </w:r>
+      <w:r>
+        <w:rPr>
+          <w:rtl/>
+          <w:lang w:bidi="ar-AE"/>
+        </w:rPr>
+        <w:t xml:space="preserve"> </w:t>
+      </w:r>
+      <w:r>
+        <w:rPr>
+          <w:rFonts w:hint="cs"/>
+          <w:rtl/>
+          <w:lang w:bidi="ar-AE"/>
+        </w:rPr>
+        <w:t>أَرْسَلْتَنِي،</w:t>
+      </w:r>
+      <w:r>
+        <w:rPr>
+          <w:rtl/>
+          <w:lang w:bidi="ar-AE"/>
+        </w:rPr>
+        <w:t xml:space="preserve"> </w:t>
+      </w:r>
+      <w:r>
+        <w:rPr>
+          <w:rFonts w:hint="cs"/>
+          <w:rtl/>
+          <w:lang w:bidi="ar-AE"/>
+        </w:rPr>
+        <w:t>وَأَحْبَبْتَهُمْ</w:t>
+      </w:r>
+      <w:r>
+        <w:rPr>
+          <w:rtl/>
+          <w:lang w:bidi="ar-AE"/>
+        </w:rPr>
+        <w:t xml:space="preserve"> </w:t>
+      </w:r>
+      <w:r>
+        <w:rPr>
+          <w:rFonts w:hint="cs"/>
+          <w:rtl/>
+          <w:lang w:bidi="ar-AE"/>
+        </w:rPr>
+        <w:t>كَمَا</w:t>
+      </w:r>
+      <w:r>
+        <w:rPr>
+          <w:rtl/>
+          <w:lang w:bidi="ar-AE"/>
+        </w:rPr>
+        <w:t xml:space="preserve"> </w:t>
+      </w:r>
+      <w:r>
+        <w:rPr>
+          <w:rFonts w:hint="cs"/>
+          <w:rtl/>
+          <w:lang w:bidi="ar-AE"/>
+        </w:rPr>
+        <w:t>أَحْبَبْتَنِي</w:t>
+      </w:r>
+      <w:r>
+        <w:rPr>
+          <w:rtl/>
+          <w:lang w:bidi="ar-AE"/>
+        </w:rPr>
+        <w:t>.»</w:t>
+      </w:r>
+      <w:r>
+        <w:rPr>
+          <w:rFonts w:hint="cs"/>
+          <w:rtl/>
+          <w:lang w:bidi="ar-AE"/>
+        </w:rPr>
+        <w:t>"</w:t>
+      </w:r>
+      <w:r>
+        <w:rPr>
+          <w:rtl/>
+          <w:lang w:bidi="ar-AE"/>
+        </w:rPr>
+        <w:t>.</w:t>
+      </w:r>
+    </w:p>
+    <w:p>
+      <w:pPr>
+        <w:rPr>
+          <w:rtl/>
+          <w:lang w:bidi="ar-AE"/>
+        </w:rPr>
+      </w:pPr>
+      <w:r>
+        <w:rPr>
+          <w:rtl/>
+          <w:lang w:bidi="ar-AE"/>
+        </w:rPr>
+        <w:t xml:space="preserve">ولكن هناك ظرف خاص آخر. نحن لا نسمع فقط أنهم كانوا معه، وأنهم تكلموا معه، وأنهم ظهروا معه في المجد، ولكننا أيضًا نتمتع بامتياز معرفة موضوع </w:t>
+      </w:r>
+      <w:r>
+        <w:rPr>
+          <w:rFonts w:hint="cs"/>
+          <w:rtl/>
+          <w:lang w:bidi="ar-AE"/>
+        </w:rPr>
+        <w:t>حديثهم</w:t>
+      </w:r>
+      <w:r>
+        <w:rPr>
+          <w:rtl/>
+          <w:lang w:bidi="ar-AE"/>
+        </w:rPr>
+        <w:t>. "كانا يتحدثان عن موته الذي كان عليه أن يتممه في أورشليم." كان الصليب موضوع حديثهما في المجد، وكذلك عن آلام المسيح التي كان عليه أن يتحملها في أورشليم. ومن المؤكد أنه سيكون فرحنا، إلى الأبد، عندما نكون مع المسيح في المجد، لننشغل بهذا الموضوع – موته، الذي تم في أورشليم.</w:t>
+      </w:r>
+    </w:p>
+    <w:p>
+      <w:pPr>
+        <w:rPr>
+          <w:rtl/>
+          <w:lang w:bidi="ar-AE"/>
+        </w:rPr>
+      </w:pPr>
+      <w:r>
+        <w:rPr>
+          <w:rtl/>
+          <w:lang w:bidi="ar-AE"/>
+        </w:rPr>
+        <w:t>ونقرأ أيضًا أن بطرس والذين معه كانوا مثقلين بالنوم. ونحن نرى هنا ما هو الجسد أمام مجد الله. لقد كان بطرس مخطئًا جدًا؛ "لم يكن يعرف ما الذي كان يتحدث عنه"؛ لكنني لا أتطرق إلى هذه النقطة.</w:t>
+      </w:r>
+    </w:p>
+    <w:p>
+      <w:pPr>
+        <w:rPr>
+          <w:rtl/>
+          <w:lang w:bidi="ar-AE"/>
+        </w:rPr>
+      </w:pPr>
+      <w:r>
+        <w:rPr>
+          <w:rtl/>
+          <w:lang w:bidi="ar-AE"/>
+        </w:rPr>
+        <w:t>"</w:t>
+      </w:r>
+      <w:r>
+        <w:rPr>
+          <w:rtl/>
+        </w:rPr>
+        <w:t xml:space="preserve"> </w:t>
+      </w:r>
+      <w:r>
+        <w:rPr>
+          <w:rtl/>
+          <w:lang w:bidi="ar-AE"/>
+        </w:rPr>
+        <w:t xml:space="preserve">كَانَتْ سَحَابَةٌ فَظَلَّلَتْهُمْ. فَخَافُوا عِنْدَمَا دَخَلُوا فِي السَّحَابَةِ.  </w:t>
+      </w:r>
+      <w:r>
+        <w:rPr>
+          <w:rFonts w:ascii="Arial" w:hAnsi="Arial" w:cs="Arial" w:hint="cs"/>
+          <w:rtl/>
+          <w:lang w:bidi="ar-AE"/>
+        </w:rPr>
+        <w:t>​</w:t>
+      </w:r>
+      <w:r>
+        <w:rPr>
+          <w:rtl/>
+          <w:lang w:bidi="ar-AE"/>
+        </w:rPr>
+        <w:t>35</w:t>
+      </w:r>
+      <w:r>
+        <w:rPr>
+          <w:rFonts w:ascii="Arial" w:hAnsi="Arial" w:cs="Arial" w:hint="cs"/>
+          <w:rtl/>
+          <w:lang w:bidi="ar-AE"/>
+        </w:rPr>
+        <w:t>​</w:t>
+      </w:r>
+      <w:r>
+        <w:rPr>
+          <w:rtl/>
+          <w:lang w:bidi="ar-AE"/>
+        </w:rPr>
+        <w:t xml:space="preserve"> </w:t>
+      </w:r>
+      <w:r>
+        <w:rPr>
+          <w:rFonts w:ascii="Arial" w:hAnsi="Arial" w:cs="Arial" w:hint="cs"/>
+          <w:rtl/>
+          <w:lang w:bidi="ar-AE"/>
+        </w:rPr>
+        <w:t>​</w:t>
+      </w:r>
+      <w:r>
+        <w:rPr>
+          <w:rFonts w:hint="cs"/>
+          <w:rtl/>
+          <w:lang w:bidi="ar-AE"/>
+        </w:rPr>
+        <w:t>وَصَارَ</w:t>
+      </w:r>
+      <w:r>
+        <w:rPr>
+          <w:rtl/>
+          <w:lang w:bidi="ar-AE"/>
+        </w:rPr>
+        <w:t xml:space="preserve"> </w:t>
+      </w:r>
+      <w:r>
+        <w:rPr>
+          <w:rFonts w:hint="cs"/>
+          <w:rtl/>
+          <w:lang w:bidi="ar-AE"/>
+        </w:rPr>
+        <w:t>صَوْتٌ</w:t>
+      </w:r>
+      <w:r>
+        <w:rPr>
+          <w:rtl/>
+          <w:lang w:bidi="ar-AE"/>
+        </w:rPr>
+        <w:t xml:space="preserve"> </w:t>
+      </w:r>
+      <w:r>
+        <w:rPr>
+          <w:rFonts w:hint="cs"/>
+          <w:rtl/>
+          <w:lang w:bidi="ar-AE"/>
+        </w:rPr>
+        <w:t>مِنَ</w:t>
+      </w:r>
+      <w:r>
+        <w:rPr>
+          <w:rtl/>
+          <w:lang w:bidi="ar-AE"/>
+        </w:rPr>
+        <w:t xml:space="preserve"> </w:t>
+      </w:r>
+      <w:r>
+        <w:rPr>
+          <w:rFonts w:hint="cs"/>
+          <w:rtl/>
+          <w:lang w:bidi="ar-AE"/>
+        </w:rPr>
+        <w:t>السَّحَابَةِ</w:t>
+      </w:r>
+      <w:r>
+        <w:rPr>
+          <w:rtl/>
+          <w:lang w:bidi="ar-AE"/>
+        </w:rPr>
+        <w:t xml:space="preserve"> </w:t>
+      </w:r>
+      <w:r>
+        <w:rPr>
+          <w:rFonts w:hint="cs"/>
+          <w:rtl/>
+          <w:lang w:bidi="ar-AE"/>
+        </w:rPr>
+        <w:t>قَائِلاً</w:t>
+      </w:r>
+      <w:r>
+        <w:rPr>
+          <w:rtl/>
+          <w:lang w:bidi="ar-AE"/>
+        </w:rPr>
+        <w:t>:</w:t>
+      </w:r>
+      <w:r>
+        <w:rPr>
+          <w:rFonts w:hint="cs"/>
+          <w:rtl/>
+          <w:lang w:bidi="ar-AE"/>
+        </w:rPr>
+        <w:t>«هذَا</w:t>
+      </w:r>
+      <w:r>
+        <w:rPr>
+          <w:rtl/>
+          <w:lang w:bidi="ar-AE"/>
+        </w:rPr>
+        <w:t xml:space="preserve"> </w:t>
+      </w:r>
+      <w:r>
+        <w:rPr>
+          <w:rFonts w:hint="cs"/>
+          <w:rtl/>
+          <w:lang w:bidi="ar-AE"/>
+        </w:rPr>
+        <w:t>هُوَ</w:t>
+      </w:r>
+      <w:r>
+        <w:rPr>
+          <w:rtl/>
+          <w:lang w:bidi="ar-AE"/>
+        </w:rPr>
+        <w:t xml:space="preserve"> </w:t>
+      </w:r>
+      <w:r>
+        <w:rPr>
+          <w:rFonts w:hint="cs"/>
+          <w:rtl/>
+          <w:lang w:bidi="ar-AE"/>
+        </w:rPr>
+        <w:t>ابْنِي</w:t>
+      </w:r>
+      <w:r>
+        <w:rPr>
+          <w:rtl/>
+          <w:lang w:bidi="ar-AE"/>
+        </w:rPr>
+        <w:t xml:space="preserve"> </w:t>
+      </w:r>
+      <w:r>
+        <w:rPr>
+          <w:rFonts w:hint="cs"/>
+          <w:rtl/>
+          <w:lang w:bidi="ar-AE"/>
+        </w:rPr>
+        <w:t>الْحَبِيبُ</w:t>
+      </w:r>
+      <w:r>
+        <w:rPr>
+          <w:rtl/>
+          <w:lang w:bidi="ar-AE"/>
+        </w:rPr>
+        <w:t xml:space="preserve">. </w:t>
+      </w:r>
+      <w:r>
+        <w:rPr>
+          <w:rFonts w:hint="cs"/>
+          <w:rtl/>
+          <w:lang w:bidi="ar-AE"/>
+        </w:rPr>
+        <w:t>لَهُ</w:t>
+      </w:r>
+      <w:r>
+        <w:rPr>
+          <w:rtl/>
+          <w:lang w:bidi="ar-AE"/>
+        </w:rPr>
+        <w:t xml:space="preserve"> </w:t>
+      </w:r>
+      <w:r>
+        <w:rPr>
+          <w:rFonts w:hint="cs"/>
+          <w:rtl/>
+          <w:lang w:bidi="ar-AE"/>
+        </w:rPr>
+        <w:t>اسْمَعُوا»</w:t>
+      </w:r>
+      <w:r>
+        <w:rPr>
+          <w:rtl/>
+          <w:lang w:bidi="ar-AE"/>
+        </w:rPr>
+        <w:t>.</w:t>
+      </w:r>
+      <w:r>
+        <w:rPr>
+          <w:rFonts w:hint="cs"/>
+          <w:rtl/>
+          <w:lang w:bidi="ar-AE"/>
+        </w:rPr>
+        <w:t>"</w:t>
+      </w:r>
+      <w:r>
+        <w:rPr>
+          <w:rtl/>
+          <w:lang w:bidi="ar-AE"/>
+        </w:rPr>
+        <w:t xml:space="preserve"> يخبرنا بطرس أن هذا الصوت جاء من المجد </w:t>
+      </w:r>
+      <w:r>
+        <w:rPr>
+          <w:rFonts w:hint="cs"/>
+          <w:rtl/>
+          <w:lang w:bidi="ar-AE"/>
+        </w:rPr>
+        <w:t>البهي</w:t>
+      </w:r>
+      <w:r>
+        <w:rPr>
+          <w:rtl/>
+          <w:lang w:bidi="ar-AE"/>
+        </w:rPr>
+        <w:t xml:space="preserve">. "لأنه أخذ من الله الآب كرامة ومجداً، إذ جاء إليه صوت من المجد العظيم: هذا هو ابني الحبيب الذي به سررت". وكان بطرس والآخرون قد دخلوا السحابة. أمامنا أيضًا هذه الحقيقة الرائعة، وهي أن القديسين لهم امتياز أن يكون لهم مكانهم في المجد الذي منه يأتي الصوت، وهناك، في ذلك المجد، يشتركون في مسرة الآب بابنه الحبيب. نحن مدعوون ليس فقط إلى شركة يسوع المسيح، ابن الله، بل أيضًا إلى شركة مع الآب؛ </w:t>
+      </w:r>
+      <w:r>
+        <w:rPr>
+          <w:rFonts w:hint="cs"/>
+          <w:rtl/>
+          <w:lang w:bidi="ar-AE"/>
+        </w:rPr>
+        <w:t>ف</w:t>
+      </w:r>
+      <w:r>
+        <w:rPr>
+          <w:rtl/>
+          <w:lang w:bidi="ar-AE"/>
+        </w:rPr>
+        <w:t xml:space="preserve">الله الآب </w:t>
+      </w:r>
+      <w:r>
+        <w:rPr>
+          <w:rtl/>
+          <w:lang w:bidi="ar-AE"/>
+        </w:rPr>
+        <w:t>يسمح لنا أن نشارك في الراحة التي وجدها في ابنه الحبيب.</w:t>
+      </w:r>
+    </w:p>
+    <w:p>
+      <w:pPr>
+        <w:rPr>
+          <w:rtl/>
+          <w:lang w:bidi="ar-AE"/>
+        </w:rPr>
+      </w:pPr>
+      <w:r>
+        <w:rPr>
+          <w:rtl/>
+          <w:lang w:bidi="ar-AE"/>
+        </w:rPr>
+        <w:t>"</w:t>
+      </w:r>
+      <w:r>
+        <w:rPr>
+          <w:rtl/>
+        </w:rPr>
+        <w:t xml:space="preserve"> </w:t>
+      </w:r>
+      <w:r>
+        <w:rPr>
+          <w:rtl/>
+          <w:lang w:bidi="ar-AE"/>
+        </w:rPr>
+        <w:t>وَلَمَّا كَانَ الصَّوْتُ وُجِدَ يَسُوعُ وَحْدَهُ." اختفى الظهور تمامًا، السحابة، الصوت، المجد، موسى وإيليا؛ لكن يسوع بقي، وكان على التلاميذ أن يواصلوا رحلتهم مع يسوع، ويعرفوه الآن في ضوء هذه الأحداث المجيدة التي رأوها بأعينهم. وهذا ما تخدم</w:t>
+      </w:r>
+      <w:r>
+        <w:rPr>
+          <w:rFonts w:hint="cs"/>
+          <w:rtl/>
+          <w:lang w:bidi="ar-AE"/>
+        </w:rPr>
+        <w:t>نا ب</w:t>
+      </w:r>
+      <w:r>
+        <w:rPr>
+          <w:rtl/>
+          <w:lang w:bidi="ar-AE"/>
+        </w:rPr>
+        <w:t xml:space="preserve">ه هذه الإدراكات الحية للأمور الروحية التي نستمتع بها أحيانًا. لا يعني ذلك أنه يمكننا دائمًا الاستمتاع بنفس الشيء مع استبعاد جميع الأشياء الأخرى؛ ولكن بعد مرور بعض الوقت، مثل الظهور على الجبل المقدس، يتركوننا وحدنا مع يسوع لنكمل طريق </w:t>
+      </w:r>
+      <w:r>
+        <w:rPr>
+          <w:rFonts w:hint="cs"/>
+          <w:rtl/>
+          <w:lang w:bidi="ar-AE"/>
+        </w:rPr>
+        <w:t>سياحتنا</w:t>
+      </w:r>
+      <w:r>
+        <w:rPr>
+          <w:rtl/>
+          <w:lang w:bidi="ar-AE"/>
+        </w:rPr>
+        <w:t xml:space="preserve"> معه بالروح، في نور وقوة هذه المعرفة العميقة لذاته وللشركة. من فرح الآب به، وأكثر من ذلك، انتظار اللحظة التي سيأتي فيها مرة أخرى وسيتحقق كل هذا إلى حد أكبر بكثير مما يمكن أن تتخيله قلوبنا.</w:t>
       </w:r>
     </w:p>
     <w:sectPr>
-      <w:pgSz w:w="12240" w:h="15840"/>
-      <w:pgMar w:top="1440" w:right="1800" w:bottom="1440" w:left="1800" w:header="720" w:footer="720" w:gutter="0"/>
-      <w:cols w:space="720"/>
+      <w:pgSz w:w="11906" w:h="16838"/>
+      <w:pgMar w:top="1440" w:right="1800" w:bottom="1440" w:left="1800" w:header="708" w:footer="708" w:gutter="0"/>
+      <w:cols w:space="708"/>
+      <w:bidi/>
+      <w:rtlGutter/>
       <w:docGrid w:linePitch="360"/>
     </w:sectPr>
   </w:body>
@@ -249,14 +1285,14 @@
 </file>
 
 <file path=word/styles.xml><?xml version="1.0" encoding="utf-8"?>
-<w:styles xmlns:mc="http://schemas.openxmlformats.org/markup-compatibility/2006" xmlns:r="http://schemas.openxmlformats.org/officeDocument/2006/relationships" xmlns:w="http://schemas.openxmlformats.org/wordprocessingml/2006/main" xmlns:w14="http://schemas.microsoft.com/office/word/2010/wordml" xmlns:w15="http://schemas.microsoft.com/office/word/2012/wordml" xmlns:w16cex="http://schemas.microsoft.com/office/word/2018/wordml/cex" xmlns:w16cid="http://schemas.microsoft.com/office/word/2016/wordml/cid" xmlns:w16="http://schemas.microsoft.com/office/word/2018/wordml" xmlns:w16sdtdh="http://schemas.microsoft.com/office/word/2020/wordml/sdtdatahash" xmlns:w16se="http://schemas.microsoft.com/office/word/2015/wordml/symex" mc:Ignorable="w14 w15 w16se w16cid w16 w16cex w16sdtdh">
+<w:styles xmlns:mc="http://schemas.openxmlformats.org/markup-compatibility/2006" xmlns:r="http://schemas.openxmlformats.org/officeDocument/2006/relationships" xmlns:w="http://schemas.openxmlformats.org/wordprocessingml/2006/main" xmlns:w14="http://schemas.microsoft.com/office/word/2010/wordml" xmlns:w15="http://schemas.microsoft.com/office/word/2012/wordml" xmlns:w16cex="http://schemas.microsoft.com/office/word/2018/wordml/cex" xmlns:w16cid="http://schemas.microsoft.com/office/word/2016/wordml/cid" xmlns:w16="http://schemas.microsoft.com/office/word/2018/wordml" xmlns:w16du="http://schemas.microsoft.com/office/word/2023/wordml/word16du" xmlns:w16sdtdh="http://schemas.microsoft.com/office/word/2020/wordml/sdtdatahash" xmlns:w16se="http://schemas.microsoft.com/office/word/2015/wordml/symex" mc:Ignorable="w14 w15 w16se w16cid w16 w16cex w16sdtdh w16du">
   <w:docDefaults>
     <w:rPrDefault>
       <w:rPr>
         <w:rFonts w:ascii="Sakkal Majalla" w:eastAsiaTheme="minorHAnsi" w:hAnsi="Sakkal Majalla" w:cs="Sakkal Majalla"/>
         <w:sz w:val="28"/>
         <w:szCs w:val="28"/>
-        <w:lang w:val="en-US" w:eastAsia="en-US" w:bidi="he-IL"/>
+        <w:lang w:val="en-US" w:eastAsia="en-US" w:bidi="ar-SA"/>
       </w:rPr>
     </w:rPrDefault>
     <w:pPrDefault>
@@ -649,7 +1685,6 @@
     <w:name w:val="Normal"/>
     <w:qFormat/>
     <w:rPr>
-      <w:noProof/>
       <w:lang w:bidi="ar-EG"/>
     </w:rPr>
   </w:style>
@@ -685,7 +1720,7 @@
     <w:basedOn w:val="DefaultParagraphFont"/>
     <w:uiPriority w:val="99"/>
     <w:unhideWhenUsed/>
-    <w:rsid w:val="003243F3"/>
+    <w:rsid w:val="00EF760F"/>
     <w:rPr>
       <w:color w:val="0563C1" w:themeColor="hyperlink"/>
       <w:u w:val="single"/>
@@ -697,10 +1732,22 @@
     <w:uiPriority w:val="99"/>
     <w:semiHidden/>
     <w:unhideWhenUsed/>
-    <w:rsid w:val="003243F3"/>
+    <w:rsid w:val="00EF760F"/>
     <w:rPr>
       <w:color w:val="605E5C"/>
       <w:shd w:val="clear" w:color="auto" w:fill="E1DFDD"/>
+    </w:rPr>
+  </w:style>
+  <w:style w:type="character" w:styleId="FollowedHyperlink">
+    <w:name w:val="FollowedHyperlink"/>
+    <w:basedOn w:val="DefaultParagraphFont"/>
+    <w:uiPriority w:val="99"/>
+    <w:semiHidden/>
+    <w:unhideWhenUsed/>
+    <w:rsid w:val="001A3897"/>
+    <w:rPr>
+      <w:color w:val="954F72" w:themeColor="followedHyperlink"/>
+      <w:u w:val="single"/>
     </w:rPr>
   </w:style>
 </w:styles>

--- a/docs/downloads/john-nelson-darby/تم/doc_0357.docx
+++ b/docs/downloads/john-nelson-darby/تم/doc_0357.docx
@@ -4,9 +4,10 @@
   <w:body>
     <w:p>
       <w:pPr>
-        <w:rPr>
-          <w:rtl/>
-          <w:lang w:bidi="ar-SA"/>
+        <w:jc w:val="both"/>
+        <w:rPr>
+          <w:rtl/>
+          <w:lang w:bidi="ar-AE"/>
         </w:rPr>
       </w:pPr>
       <w:hyperlink r:id="rId4" w:history="1">
@@ -15,201 +16,296 @@
             <w:rStyle w:val="Hyperlink"/>
             <w:rFonts w:hint="cs"/>
             <w:rtl/>
-            <w:lang w:bidi="ar-SA"/>
+            <w:lang w:bidi="ar-AE"/>
           </w:rPr>
-          <w:t>فرح بالمسيح</w:t>
+          <w:t>فرح السماء واختبار البرية</w:t>
         </w:r>
       </w:hyperlink>
     </w:p>
     <w:p>
       <w:pPr>
-        <w:rPr>
-          <w:rtl/>
-          <w:lang w:bidi="ar-SA"/>
-        </w:rPr>
-      </w:pPr>
-      <w:r>
-        <w:rPr>
-          <w:rFonts w:hint="cs"/>
-          <w:rtl/>
-          <w:lang w:bidi="ar-SA"/>
-        </w:rPr>
-        <w:t>مزمور 37: 4: "</w:t>
-      </w:r>
-      <w:r>
-        <w:rPr>
-          <w:rtl/>
-          <w:lang w:bidi="ar-SA"/>
-        </w:rPr>
-        <w:t xml:space="preserve"> وَتَلَذَّذْ بِالرَّبِّ فَيُعْطِيَكَ سُؤْلَ قَلْبِكَ.</w:t>
-      </w:r>
-      <w:r>
-        <w:rPr>
-          <w:rFonts w:hint="cs"/>
-          <w:rtl/>
-          <w:lang w:bidi="ar-SA"/>
-        </w:rPr>
-        <w:t>"</w:t>
+        <w:jc w:val="both"/>
+        <w:rPr>
+          <w:rtl/>
+          <w:lang w:bidi="ar-AE"/>
+        </w:rPr>
+      </w:pPr>
+      <w:r>
+        <w:rPr>
+          <w:lang w:bidi="ar-AE"/>
+        </w:rPr>
+        <w:t>John Nelson Darby</w:t>
       </w:r>
     </w:p>
     <w:p>
       <w:pPr>
-        <w:bidi w:val="0"/>
-        <w:rPr>
-          <w:lang w:bidi="ar-SA"/>
-        </w:rPr>
-      </w:pPr>
-      <w:r>
-        <w:rPr>
-          <w:lang w:bidi="ar-SA"/>
-        </w:rPr>
-        <w:t>John Nelson Darby</w:t>
+        <w:jc w:val="both"/>
+        <w:rPr>
+          <w:rtl/>
+          <w:lang w:bidi="ar-AE"/>
+        </w:rPr>
+      </w:pPr>
+      <w:r>
+        <w:rPr>
+          <w:rFonts w:hint="cs"/>
+          <w:rtl/>
+          <w:lang w:bidi="ar-AE"/>
+        </w:rPr>
+        <w:t>1. بطرس 1</w:t>
       </w:r>
     </w:p>
     <w:p>
       <w:pPr>
-        <w:rPr>
-          <w:rtl/>
-          <w:lang w:bidi="ar-SA"/>
-        </w:rPr>
-      </w:pPr>
-      <w:r>
-        <w:rPr>
-          <w:rFonts w:hint="cs"/>
-          <w:rtl/>
-          <w:lang w:bidi="ar-SA"/>
-        </w:rPr>
-        <w:t>الشيء الوحيد في هذا العالم الذي يفرّح فعلاً قلب الله ويُنعشه هو إيمان يثق فيه بكل بساطة. ويمكننا أن نكون متأكدين: الإيمان الذي يثق به ببساطة هو أيضًا إيمان يحبه، يخدمه ويباركه. الله كانت مسرته بالمسيح، ويجب أن يكون اجتهادنا الدائم بأن نقدّم لله ما يُسرّ به. فعلى المسيح أن يكون دومًا موضوع سجودنا، وسيكون كذلك بقدر هداية روح الله لنا.</w:t>
+        <w:jc w:val="both"/>
+        <w:rPr>
+          <w:rtl/>
+          <w:lang w:bidi="ar-AE"/>
+        </w:rPr>
+      </w:pPr>
+      <w:r>
+        <w:rPr>
+          <w:rFonts w:hint="cs"/>
+          <w:rtl/>
+          <w:lang w:bidi="ar-EG"/>
+        </w:rPr>
+        <w:t>من الممكن أن يُعاق</w:t>
+      </w:r>
+      <w:r>
+        <w:rPr>
+          <w:rFonts w:hint="cs"/>
+          <w:rtl/>
+          <w:lang w:bidi="ar-AE"/>
+        </w:rPr>
+        <w:t xml:space="preserve"> </w:t>
+      </w:r>
+      <w:r>
+        <w:rPr>
+          <w:rFonts w:hint="cs"/>
+          <w:rtl/>
+          <w:lang w:bidi="ar-AE"/>
+        </w:rPr>
+        <w:t xml:space="preserve">أولاد الله عن التمتع بامتيازاتهم في المسيح. بحسب مركزنا فنحن متحدين مع المسيح. إن حقيقة اتحادنا مع المسيح هي وحدها التي توضّح النعمة المعطاة لنا والسعادة والمجد التي هي من نصيبنا. </w:t>
+      </w:r>
+      <w:r>
+        <w:rPr>
+          <w:rFonts w:hint="cs"/>
+          <w:rtl/>
+          <w:lang w:bidi="ar-AE"/>
+        </w:rPr>
+        <w:t xml:space="preserve">بولس يصف مركزنا المبارك في رسالته لأهل أفسس. أما بطرس فهو ينظر إلى أولاد الله ليس كمن اتحدوا مع المسيح في السماء؛ فهو يراهم يجتازون البرية، التي ظروفها ستكون الدافع </w:t>
+      </w:r>
+      <w:r>
+        <w:rPr>
+          <w:rFonts w:hint="cs"/>
+          <w:rtl/>
+          <w:lang w:bidi="ar-AE"/>
+        </w:rPr>
+        <w:t>لحرمانهم</w:t>
+      </w:r>
+      <w:r>
+        <w:rPr>
+          <w:rFonts w:hint="cs"/>
+          <w:rtl/>
+          <w:lang w:bidi="ar-AE"/>
+        </w:rPr>
+        <w:t xml:space="preserve"> من</w:t>
+      </w:r>
+      <w:r>
+        <w:rPr>
+          <w:rFonts w:hint="cs"/>
+          <w:rtl/>
+          <w:lang w:bidi="ar-AE"/>
+        </w:rPr>
+        <w:t xml:space="preserve"> التمتع بمركزهم السماوي وتحقيق مكانتهم المباركة والمجيدة، </w:t>
+      </w:r>
+      <w:r>
+        <w:rPr>
+          <w:rFonts w:hint="cs"/>
+          <w:rtl/>
+          <w:lang w:bidi="ar-AE"/>
+        </w:rPr>
+        <w:t>الخاصة بهم</w:t>
+      </w:r>
+      <w:r>
+        <w:rPr>
+          <w:rFonts w:hint="cs"/>
+          <w:rtl/>
+          <w:lang w:bidi="ar-AE"/>
+        </w:rPr>
+        <w:t>.</w:t>
       </w:r>
     </w:p>
     <w:p>
       <w:pPr>
-        <w:rPr>
-          <w:rtl/>
-          <w:lang w:bidi="ar-SA"/>
-        </w:rPr>
-      </w:pPr>
-      <w:r>
-        <w:rPr>
-          <w:rFonts w:hint="cs"/>
-          <w:rtl/>
-          <w:lang w:bidi="ar-SA"/>
-        </w:rPr>
-        <w:t>إن قلوبنا تعرف كم حالنا للأسف يختلف عن ذلك. إن</w:t>
-      </w:r>
-      <w:r>
-        <w:rPr>
-          <w:rFonts w:hint="cs"/>
-          <w:rtl/>
-          <w:lang w:bidi="ar-SA"/>
-        </w:rPr>
-        <w:t xml:space="preserve"> كان</w:t>
-      </w:r>
-      <w:r>
-        <w:rPr>
-          <w:rFonts w:hint="cs"/>
-          <w:rtl/>
-          <w:lang w:bidi="ar-SA"/>
-        </w:rPr>
-        <w:t xml:space="preserve"> في الاجتماع وأيضًا في حياة تكريسنا الشخصية </w:t>
-      </w:r>
-      <w:r>
-        <w:rPr>
-          <w:rtl/>
-          <w:lang w:bidi="ar-SA"/>
-        </w:rPr>
-        <w:t>–</w:t>
-      </w:r>
-      <w:r>
-        <w:rPr>
-          <w:rFonts w:hint="cs"/>
-          <w:rtl/>
-          <w:lang w:bidi="ar-SA"/>
-        </w:rPr>
-        <w:t xml:space="preserve"> كم من مرة يكون الصدى ضعيفًا والروح مُعيًى ومشتكيًا! إننا مشغولين بأنفسنا </w:t>
-      </w:r>
-      <w:r>
-        <w:rPr>
-          <w:rFonts w:hint="cs"/>
-          <w:rtl/>
-          <w:lang w:bidi="ar-SA"/>
-        </w:rPr>
-        <w:t xml:space="preserve">بدلاً من المسيح. </w:t>
-      </w:r>
-      <w:r>
-        <w:rPr>
-          <w:rFonts w:hint="cs"/>
-          <w:rtl/>
-          <w:lang w:bidi="ar-SA"/>
-        </w:rPr>
-        <w:t xml:space="preserve">عندها لا بد للروح القدس أن ينشغل بنا بدلاً من خدمته الحقيقية (بأن يأخذ مما للمسيح ويرينا إياه) لكي نصل إلى إدانة ذواتنا، لأن طرقنا لم تكن صحيحة. لماذا كثيرًا ما يكون الصدى ضعيفًا في اجتماعاتنا؟ لِمَ هذا الضعف، هذه الجدوبة، هذا الابتعاد عن المسار؟ لماذا الترانيم والصلوات بعيدة عن المسار؟ لماذا يقلّ وجود ما يستحق بأن يُدعى فعلاً "سجود"؟ لماذا يوجد اضطراب وأنشطة بلا هدف؟ لماذا </w:t>
-      </w:r>
-      <w:r>
-        <w:rPr>
-          <w:rFonts w:hint="cs"/>
-          <w:rtl/>
-          <w:lang w:bidi="ar-SA"/>
-        </w:rPr>
-        <w:t>تقل الأمور في وسطنا التي تنعش قلب الله؟</w:t>
-      </w:r>
-      <w:r>
-        <w:rPr>
-          <w:rFonts w:hint="cs"/>
-          <w:rtl/>
-          <w:lang w:bidi="ar-SA"/>
-        </w:rPr>
-        <w:t xml:space="preserve"> القليل مما سيقول عنه أنه "</w:t>
-      </w:r>
-      <w:r>
-        <w:rPr>
-          <w:rtl/>
-          <w:lang w:bidi="ar-SA"/>
-        </w:rPr>
-        <w:t>طَعَامَ وَقُودٍ</w:t>
-      </w:r>
-      <w:r>
-        <w:rPr>
-          <w:rFonts w:hint="cs"/>
-          <w:rtl/>
-          <w:lang w:bidi="ar-SA"/>
-        </w:rPr>
-        <w:t xml:space="preserve"> له</w:t>
-      </w:r>
-      <w:r>
-        <w:rPr>
-          <w:rtl/>
-          <w:lang w:bidi="ar-SA"/>
-        </w:rPr>
-        <w:t xml:space="preserve"> لِرَائِحَةِ سَرُورٍ</w:t>
-      </w:r>
-      <w:r>
-        <w:rPr>
-          <w:rFonts w:hint="cs"/>
-          <w:rtl/>
-          <w:lang w:bidi="ar-SA"/>
-        </w:rPr>
-        <w:t>" (لاويين 3: 16)؟</w:t>
+        <w:jc w:val="both"/>
+        <w:rPr>
+          <w:rtl/>
+          <w:lang w:bidi="ar-AE"/>
+        </w:rPr>
+      </w:pPr>
+      <w:r>
+        <w:rPr>
+          <w:rFonts w:hint="cs"/>
+          <w:rtl/>
+          <w:lang w:bidi="ar-AE"/>
+        </w:rPr>
+        <w:t>إن الفارق ما بين رسالة بطرس الأولى ورسالة أفسس يؤثّر فيّ. بطرس يتكلم عن</w:t>
+      </w:r>
+      <w:r>
+        <w:rPr>
+          <w:rFonts w:hint="cs"/>
+          <w:rtl/>
+          <w:lang w:bidi="ar-AE"/>
+        </w:rPr>
+        <w:t xml:space="preserve"> "ميراث لا يفنى لا يتدنس ولا يضمحل محفوظ لكم في السموات"، ما دمنا </w:t>
+      </w:r>
+      <w:r>
+        <w:rPr>
+          <w:rFonts w:hint="cs"/>
+          <w:rtl/>
+          <w:lang w:bidi="ar-AE"/>
+        </w:rPr>
+        <w:t xml:space="preserve">نحن </w:t>
+      </w:r>
+      <w:r>
+        <w:rPr>
+          <w:rFonts w:hint="cs"/>
+          <w:rtl/>
+          <w:lang w:bidi="ar-AE"/>
+        </w:rPr>
+        <w:t>هنا على الأرض. بولس يرانا في رسالة أفسس بأننا قد انتقلنا وأُجلسنا "في السمويات مع المسيح"، هذا يعني بأننا تعينا في سمو امتيازاتنا. بطرس لا يرانا هناك: صحيح أن السماء هي رجاؤنا، لكننا لا زلنا لسنا هناك. من الجانب الآخر يقول بطرس: أنا في السمويات</w:t>
+      </w:r>
+      <w:r>
+        <w:rPr>
+          <w:rFonts w:hint="cs"/>
+          <w:rtl/>
+          <w:lang w:bidi="ar-AE"/>
+        </w:rPr>
+        <w:t>، لأنه إن كان المسيح هو رأسنا، فالجسد أيضًا هناك. بالنسبة له من المستحيل بأن نبرح من هناك. لا شيء، يقول بطرس سيفصلنا عن محبة المسيح. إن نظرت لنفسي بأني ميت فإني أكون قد اجتزت عبر بوابة الصليب، بينما قد تركت كل خطاياي في الطرف الآخر.</w:t>
       </w:r>
     </w:p>
     <w:p>
       <w:pPr>
-        <w:rPr>
-          <w:rFonts w:hint="cs"/>
-          <w:lang w:bidi="ar-SA"/>
-        </w:rPr>
-      </w:pPr>
-      <w:r>
-        <w:rPr>
-          <w:rFonts w:hint="cs"/>
-          <w:rtl/>
-          <w:lang w:bidi="ar-SA"/>
-        </w:rPr>
-        <w:t xml:space="preserve">إننا منشغلين بأنفسنا وبظروفنا </w:t>
-      </w:r>
-      <w:r>
-        <w:rPr>
-          <w:rtl/>
-          <w:lang w:bidi="ar-SA"/>
+        <w:jc w:val="both"/>
+        <w:rPr>
+          <w:rtl/>
+          <w:lang w:bidi="ar-AE"/>
+        </w:rPr>
+      </w:pPr>
+      <w:r>
+        <w:rPr>
+          <w:rFonts w:hint="cs"/>
+          <w:rtl/>
+          <w:lang w:bidi="ar-AE"/>
+        </w:rPr>
+        <w:t xml:space="preserve">لكن هذا الخلاص من الخطايا يقود المسيحي أيضًا إلى البرية، وبطرس يقدم لنا السماء كرجاءنا. المسيحي لا زال ليس هناك، لكنه في طريقه إلى هناك. لذا لا يقول بطرس بأننا أُقمنا، وإنما بأن القيامة هي الأساس لخلاص نفوسنا، نهاية إيماننا (1. بطرس 1: 9). المسيح، هو يقول، غلب الموت، ومن تلك اللحظة أنتم غرباء </w:t>
+      </w:r>
+      <w:r>
+        <w:rPr>
+          <w:rFonts w:hint="cs"/>
+          <w:rtl/>
+          <w:lang w:bidi="ar-AE"/>
+        </w:rPr>
+        <w:t>ومستوطنين</w:t>
+      </w:r>
+      <w:r>
+        <w:rPr>
+          <w:rFonts w:hint="cs"/>
+          <w:rtl/>
+          <w:lang w:bidi="ar-AE"/>
+        </w:rPr>
+        <w:t xml:space="preserve"> على الأرض. بطرس لا يرى المسيحيين بأنهم أُجلسوا في السمويات (أفسس 2: 6)، وإنما </w:t>
+      </w:r>
+      <w:r>
+        <w:rPr>
+          <w:rFonts w:hint="cs"/>
+          <w:rtl/>
+          <w:lang w:bidi="ar-AE"/>
+        </w:rPr>
+        <w:t xml:space="preserve">هو يراهم كسياح في رحلتهم ليصلوا الأرض البهية. إن هذا أيضًا ثمين. </w:t>
+      </w:r>
+      <w:r>
+        <w:rPr>
+          <w:rFonts w:hint="cs"/>
+          <w:rtl/>
+          <w:lang w:bidi="ar-AE"/>
+        </w:rPr>
+        <w:t>إننا لا يحق لنا أن ننقص شيئًا من مقامنا أو بأن نحط من قدره، وإنما لا بد لنا أن ننظر إلى الظروف التي نحياها كأمر يقربنا أكثر من الله، بدلاً من أن ننظر إليها كشيء يفصلنا عنه.</w:t>
+      </w:r>
+    </w:p>
+    <w:p>
+      <w:pPr>
+        <w:jc w:val="both"/>
+        <w:rPr>
+          <w:rtl/>
+          <w:lang w:bidi="ar-AE"/>
+        </w:rPr>
+      </w:pPr>
+      <w:r>
+        <w:rPr>
+          <w:rFonts w:hint="cs"/>
+          <w:rtl/>
+          <w:lang w:bidi="ar-AE"/>
+        </w:rPr>
+        <w:t xml:space="preserve">كل مَن يشعر بحجارة البرية لا بد له أن يميز نعمة الواقع بأنه لم يعُد في مصر وإنما قد خلُص من مصر. المصاعب، </w:t>
+      </w:r>
+      <w:r>
+        <w:rPr>
+          <w:rFonts w:hint="cs"/>
+          <w:rtl/>
+          <w:lang w:bidi="ar-AE"/>
+        </w:rPr>
+        <w:t xml:space="preserve">اختبارات الإيمان، هي أمر يختلف تمامًا عن العودة إلى عبودية العالم، الذي يُنشئ عدم رضى وتذمر. لأنه إن كان الحال كذلك، فليس بوسع المسيحي أن يقول بأنه يتمتع أنه لم يعُد في مصر. إنه سيشتكي من مصاعب الطريق، بينما آخرون يتشددون بالذات عندما يُمتحن إيمانهم وهم </w:t>
+      </w:r>
+      <w:r>
+        <w:rPr>
+          <w:rFonts w:hint="cs"/>
+          <w:rtl/>
+          <w:lang w:bidi="ar-AE"/>
+        </w:rPr>
+        <w:t>سائرين في الطريق.</w:t>
+      </w:r>
+    </w:p>
+    <w:p>
+      <w:pPr>
+        <w:jc w:val="both"/>
+        <w:rPr>
+          <w:rFonts w:ascii="Source Sans Pro" w:hAnsi="Source Sans Pro"/>
+          <w:color w:val="333333"/>
+          <w:sz w:val="27"/>
+          <w:szCs w:val="27"/>
+          <w:shd w:val="clear" w:color="auto" w:fill="FFFFFF"/>
+          <w:rtl/>
+        </w:rPr>
+      </w:pPr>
+      <w:r>
+        <w:rPr>
+          <w:rFonts w:hint="cs"/>
+          <w:rtl/>
+          <w:lang w:bidi="ar-AE"/>
+        </w:rPr>
+        <w:t xml:space="preserve">هذا هو الفارق ما بين رسالة بطرس الأولى ورسالة أفسس والتي يمكننا أيضًا أن نضيف إليها رسالة كولوسي. يقول بطرس من ثم أيضًا: أنتم تعرفون مبادئ القيامة العظيمة. أنتم متم مع المسيح، وقمتم معه وأُحييتم معه. والناتج من ذلك ليس بأن </w:t>
+      </w:r>
+      <w:r>
+        <w:rPr>
+          <w:rFonts w:hint="cs"/>
+          <w:rtl/>
+          <w:lang w:bidi="ar-AE"/>
+        </w:rPr>
+        <w:t>ترجوا</w:t>
+      </w:r>
+      <w:r>
+        <w:rPr>
+          <w:rFonts w:hint="cs"/>
+          <w:rtl/>
+          <w:lang w:bidi="ar-AE"/>
+        </w:rPr>
+        <w:t xml:space="preserve"> السماء </w:t>
+      </w:r>
+      <w:r>
+        <w:rPr>
+          <w:rtl/>
+          <w:lang w:bidi="ar-AE"/>
         </w:rPr>
         <w:t>–</w:t>
       </w:r>
@@ -217,31 +313,330 @@
         <w:rPr>
           <w:rFonts w:hint="cs"/>
           <w:rtl/>
-          <w:lang w:bidi="ar-SA"/>
-        </w:rPr>
-        <w:t xml:space="preserve"> بأحزاننا، ضعفنا، مِحَننا ومصاعبنا؛ ونحن ننتزع من الله طعام قربانه. فعلاً إننا نحرمه مما له و</w:t>
-      </w:r>
-      <w:r>
-        <w:rPr>
-          <w:rFonts w:hint="cs"/>
-          <w:rtl/>
-          <w:lang w:bidi="ar-SA"/>
-        </w:rPr>
-        <w:t>م</w:t>
-      </w:r>
-      <w:r>
-        <w:rPr>
-          <w:rFonts w:hint="cs"/>
-          <w:rtl/>
-          <w:lang w:bidi="ar-SA"/>
-        </w:rPr>
-        <w:t>ما يرغب به قلبه المُحب.</w:t>
+          <w:lang w:bidi="ar-AE"/>
+        </w:rPr>
+        <w:t xml:space="preserve"> فأنتم قد صرتم هناك -، وإنما بأنكم ترجون شيئًا آخر، ألا وهو ميراث كل الأشياء (أفسس 1: 13 </w:t>
+      </w:r>
+      <w:r>
+        <w:rPr>
+          <w:rtl/>
+          <w:lang w:bidi="ar-AE"/>
+        </w:rPr>
+        <w:t>–</w:t>
+      </w:r>
+      <w:r>
+        <w:rPr>
+          <w:rFonts w:hint="cs"/>
+          <w:rtl/>
+          <w:lang w:bidi="ar-AE"/>
+        </w:rPr>
+        <w:t xml:space="preserve"> 19).</w:t>
+      </w:r>
+    </w:p>
+    <w:p>
+      <w:pPr>
+        <w:jc w:val="both"/>
+        <w:rPr>
+          <w:rtl/>
+          <w:lang w:bidi="ar-AE"/>
+        </w:rPr>
+      </w:pPr>
+      <w:r>
+        <w:rPr>
+          <w:rFonts w:ascii="Source Sans Pro" w:hAnsi="Source Sans Pro" w:hint="cs"/>
+          <w:color w:val="333333"/>
+          <w:sz w:val="27"/>
+          <w:szCs w:val="27"/>
+          <w:shd w:val="clear" w:color="auto" w:fill="FFFFFF"/>
+          <w:rtl/>
+        </w:rPr>
+        <w:t xml:space="preserve">أهل كولوسي أصابهم ضعف في إيمانهم لأنهم لم يتمسكوا بالرأس. إن كنت لا أستطيع بأن أقول </w:t>
+      </w:r>
+      <w:r>
+        <w:rPr>
+          <w:rFonts w:hint="cs"/>
+          <w:rtl/>
+          <w:lang w:bidi="ar-AE"/>
+        </w:rPr>
+        <w:t>بأني متحد بالرأس، فلا يمكنني أيضًا أن أقول بأني هناك حيث الرأس، أي في السماء. إن الرأس يبقى على الدوام أمينًا بلا تزعزع، غير أن الأمر مع الجسد فمختلف. لذا يقول لهم بولس: "</w:t>
+      </w:r>
+      <w:r>
+        <w:rPr>
+          <w:rtl/>
+          <w:lang w:bidi="ar-AE"/>
+        </w:rPr>
+        <w:t>فَإِنْ كُنْتُمْ قَدْ قُمْتُمْ مَعَ الْمَسِيحِ فَاطْلُبُوا مَا فَوْقُ، حَيْثُ الْمَسِيحُ جَالِسٌ عَنْ يَمِينِ اللهِ.  2 اهْتَمُّوا بِمَا فَوْقُ لاَ بِمَا عَلَى الأَرْضِ،  3 لأَنَّكُمْ قَدْ مُتُّمْ وَحَيَاتُكُمْ مُسْتَتِرَةٌ مَعَ الْمَسِيحِ فِي اللهِ.</w:t>
+      </w:r>
+      <w:r>
+        <w:rPr>
+          <w:rFonts w:hint="cs"/>
+          <w:rtl/>
+          <w:lang w:bidi="ar-AE"/>
+        </w:rPr>
+        <w:t xml:space="preserve">" (كولوسي 3: 1 </w:t>
+      </w:r>
+      <w:r>
+        <w:rPr>
+          <w:rtl/>
+          <w:lang w:bidi="ar-AE"/>
+        </w:rPr>
+        <w:t>–</w:t>
+      </w:r>
+      <w:r>
+        <w:rPr>
+          <w:rFonts w:hint="cs"/>
+          <w:rtl/>
+          <w:lang w:bidi="ar-AE"/>
+        </w:rPr>
+        <w:t xml:space="preserve"> 3). أهل أفسس لم يكونوا بحاجة إلى مثل هذا الإنذار. بولس يريهم الامتيازات التي كانت لهم. أما أهل كولوسي فكان لا بد له أن ينذرهم، لأنهم لم يتمسكوا بالرأس وبقيت السماء لهم رجاء فقط. أهل أفسس لم يتمنوا بأن يكونوا هناك</w:t>
+      </w:r>
+      <w:r>
+        <w:rPr>
+          <w:rFonts w:hint="cs"/>
+          <w:rtl/>
+          <w:lang w:bidi="ar-AE"/>
+        </w:rPr>
+        <w:t>، فهم كانوا هناك، وقد قال لهم بولس: اثبتوا في مستوى امتيازاتكم.</w:t>
+      </w:r>
+    </w:p>
+    <w:p>
+      <w:pPr>
+        <w:jc w:val="both"/>
+        <w:rPr>
+          <w:rtl/>
+          <w:lang w:bidi="ar-AE"/>
+        </w:rPr>
+      </w:pPr>
+      <w:r>
+        <w:rPr>
+          <w:rFonts w:hint="cs"/>
+          <w:rtl/>
+          <w:lang w:bidi="ar-AE"/>
+        </w:rPr>
+        <w:t xml:space="preserve">لكن هنالك أمر آخر غير فرح الإيمان: وهو حياة الإيمان </w:t>
+      </w:r>
+      <w:r>
+        <w:rPr>
+          <w:rtl/>
+          <w:lang w:bidi="ar-AE"/>
+        </w:rPr>
+        <w:t>–</w:t>
+      </w:r>
+      <w:r>
+        <w:rPr>
+          <w:rFonts w:hint="cs"/>
+          <w:rtl/>
+          <w:lang w:bidi="ar-AE"/>
+        </w:rPr>
+        <w:t xml:space="preserve"> وهذا أيضًا كان لا بد وأن يتحقق؛ وبطرس يقدم لنا الحق. حتى المسيح كان الأمر مختلف بالنسبة له، بأن يكون على الجبل أو بأن ينزل إلى هناك ليتقابل مع سلطة إبليس. المسيح كان كاملاً في كل حين وفي كل مكان، لكن بالنسبة لنا فالحياة بالإيمان لا تعني دائمًا بأن نختبر فرح الإيمان. في الفرح أنا أنسى كل شيء، لكن حياة الإيمان تكمن في ثباتها وسط صعوبات الحياة وأمام إبليس في المبادئ الإلهية. إننا نرنم: يسوع وحده نوري وحياتي. </w:t>
+      </w:r>
+      <w:r>
+        <w:rPr>
+          <w:rtl/>
+          <w:lang w:bidi="ar-AE"/>
+        </w:rPr>
+        <w:t>–</w:t>
+      </w:r>
+      <w:r>
+        <w:rPr>
+          <w:rFonts w:hint="cs"/>
+          <w:rtl/>
+          <w:lang w:bidi="ar-AE"/>
+        </w:rPr>
+        <w:t xml:space="preserve"> إن هذه حقيقة بديعة للنفس: يسوع وحده. لكن كم من أمور تعيقنا وتوقفنا عن ذلك، بأن رحلة سياحتنا ليست حياة إيمان. إننا في الواقع سنُحفَظ بقوة الله من أجل الميراث، لكن لا بد لنا بأن نسير بأنفسنا متقدمين</w:t>
+      </w:r>
+      <w:r>
+        <w:rPr>
+          <w:rFonts w:hint="cs"/>
+          <w:rtl/>
+          <w:lang w:bidi="ar-AE"/>
+        </w:rPr>
+        <w:t xml:space="preserve"> لنناله. وأثناء سيرنا هو يحفظنا؛ لكنه يريد، بأن تبقى قلوبنا متعلقة يوميًا به.</w:t>
+      </w:r>
+    </w:p>
+    <w:p>
+      <w:pPr>
+        <w:jc w:val="both"/>
+        <w:rPr>
+          <w:rtl/>
+          <w:lang w:bidi="ar-AE"/>
+        </w:rPr>
+      </w:pPr>
+      <w:r>
+        <w:rPr>
+          <w:rFonts w:hint="cs"/>
+          <w:rtl/>
+          <w:lang w:bidi="ar-AE"/>
+        </w:rPr>
+        <w:t>إن خلاصنا مؤسس على قيامة المسيح. غرض إيماني ورجائي موضوع خارج هذا العالم. جميع الذين يؤمنون بالعمل الذي أكمله الله من خلال المسيح، يقدّم لهم بطرس الرب</w:t>
+      </w:r>
+      <w:r>
+        <w:rPr>
+          <w:rFonts w:hint="cs"/>
+          <w:rtl/>
+          <w:lang w:bidi="ar-AE"/>
+        </w:rPr>
+        <w:t>َّ</w:t>
+      </w:r>
+      <w:r>
+        <w:rPr>
+          <w:rFonts w:hint="cs"/>
+          <w:rtl/>
+          <w:lang w:bidi="ar-AE"/>
+        </w:rPr>
+        <w:t xml:space="preserve"> يسوع كغرض. الله أقامه. هو الله المخلص. هو يُنشئ الإيمان وثمار الإيمان، ونحن نُحفَظ بالإيمان. هذا لا يعني فقط، بأننا خلصنا، وإنما بأنه سيُستعلن. نحن لا بد لنا أن نسير قدُمًا لكي نصله ولكي نجتاز عبر العالم. أشواقنا لا بد وأن تكون متجهة إلى المسيح. نحن لا بد وأن نسلك حتما تفقد قوة جاذبية هذا العالم الهالك المحيط بنا والموضوع في الشرير قيمتها. هذا العالم لا بد وأن يكون برية لنا.</w:t>
+      </w:r>
+    </w:p>
+    <w:p>
+      <w:pPr>
+        <w:jc w:val="both"/>
+        <w:rPr>
+          <w:rtl/>
+          <w:lang w:bidi="ar-AE"/>
+        </w:rPr>
+      </w:pPr>
+      <w:r>
+        <w:rPr>
+          <w:rFonts w:hint="cs"/>
+          <w:rtl/>
+          <w:lang w:bidi="ar-AE"/>
+        </w:rPr>
+        <w:t>كل شيء سيأخذ مكانه من خلاله، حتى الامتحان. الله لم يرد رفعه عنا، وإنما يريد بأن نجد في هذه البرية منابع المعونة التي فيه. دعونا نفرح؛ فالخلاص متأهب بأن يُستعلن. الكلمة تقول لي هذا، وأنا أعلم بذلك ويمكنني الانتظار. إن لم يكن بيني والمسيح أي شيء فكل شوقي سيكون له. عندها سأشاركه مجده وأنتظر لكي أُستعلن معه. إن ظهوره يعني كل شيء بالنسبة لي. الكل تغيّر، والعالم أيضًا باعتباره البرية قد اختفى من أمام عيني.</w:t>
+      </w:r>
+    </w:p>
+    <w:p>
+      <w:pPr>
+        <w:jc w:val="both"/>
+        <w:rPr>
+          <w:rtl/>
+          <w:lang w:bidi="ar-AE"/>
+        </w:rPr>
+      </w:pPr>
+      <w:r>
+        <w:rPr>
+          <w:rFonts w:hint="cs"/>
+          <w:rtl/>
+          <w:lang w:bidi="ar-AE"/>
+        </w:rPr>
+        <w:t>إنه ليس بالأمر المفرح بأن نجتاز في محنة، لكن الله يريدنا من خلال ذلك بأن نتحلحل من العالم، لكيما نجد فرحنا في الرب يسوع. وحصيلة ذلك هو أن جميع منابع معونة الله أثناء رحلتنا في البرية ستكون متوفرة لخدمتنا. إن لم نحصل عليها فإننا لن نفهم أبدًا غنى النعمة. البرية ت</w:t>
+      </w:r>
+      <w:r>
+        <w:rPr>
+          <w:rFonts w:hint="cs"/>
+          <w:rtl/>
+          <w:lang w:bidi="ar-AE"/>
+        </w:rPr>
+        <w:t>ظهر كل احتياجاتنا، لكن في الوقت ذاته نجد كل منابع معونتنا لإعانة ضيقاتنا. ربما ستقول بأنك لست</w:t>
+      </w:r>
+      <w:r>
+        <w:rPr>
+          <w:rFonts w:hint="cs"/>
+          <w:rtl/>
+          <w:lang w:bidi="ar-AE"/>
+        </w:rPr>
+        <w:t xml:space="preserve"> في</w:t>
+      </w:r>
+      <w:r>
+        <w:rPr>
+          <w:rFonts w:hint="cs"/>
+          <w:rtl/>
+          <w:lang w:bidi="ar-AE"/>
+        </w:rPr>
+        <w:t xml:space="preserve"> وضع بأن تتمتع بمثل هذه الاختبارات. إن هذا لا يغيّر أي شيء في الأمر، لأنه عندما سيُستعلن الرب يسوع ستكتشف بأن "</w:t>
+      </w:r>
+      <w:r>
+        <w:rPr>
+          <w:rtl/>
+          <w:lang w:bidi="ar-AE"/>
+        </w:rPr>
+        <w:t xml:space="preserve"> تَزْكِيَةُ إِيمَانِكُمْ، </w:t>
+      </w:r>
+      <w:r>
+        <w:rPr>
+          <w:rFonts w:hint="cs"/>
+          <w:rtl/>
+          <w:lang w:bidi="ar-AE"/>
+        </w:rPr>
+        <w:t>...</w:t>
+      </w:r>
+      <w:r>
+        <w:rPr>
+          <w:rtl/>
+          <w:lang w:bidi="ar-AE"/>
+        </w:rPr>
+        <w:t xml:space="preserve"> تُوجَدُ لِلْمَدْحِ وَالْكَرَامَةِ وَالْمَجْدِ عِنْدَ اسْتِعْلاَنِ يَسُوعَ الْمَسِيحِ،</w:t>
+      </w:r>
+      <w:r>
+        <w:rPr>
+          <w:rFonts w:hint="cs"/>
+          <w:rtl/>
+          <w:lang w:bidi="ar-AE"/>
+        </w:rPr>
+        <w:t>" (1. بطرس 1: 7). لذا مكتوب: "</w:t>
+      </w:r>
+      <w:r>
+        <w:rPr>
+          <w:rtl/>
+          <w:lang w:bidi="ar-AE"/>
+        </w:rPr>
+        <w:t xml:space="preserve"> 36 لأَنَّكُمْ تَحْتَاجُونَ إِلَى الصَّبْرِ، حَتَّى إِذَا صَنَعْتُمْ مَشِيئَةَ اللهِ تَنَالُونَ الْمَوْعِدَ.</w:t>
+      </w:r>
+      <w:r>
+        <w:rPr>
+          <w:rFonts w:hint="cs"/>
+          <w:rtl/>
+          <w:lang w:bidi="ar-AE"/>
+        </w:rPr>
+        <w:t>" (عبرانيين 10: 36).</w:t>
+      </w:r>
+    </w:p>
+    <w:p>
+      <w:pPr>
+        <w:jc w:val="both"/>
+        <w:rPr>
+          <w:rtl/>
+          <w:lang w:bidi="ar-AE"/>
+        </w:rPr>
+      </w:pPr>
+      <w:r>
+        <w:rPr>
+          <w:rFonts w:hint="cs"/>
+          <w:rtl/>
+          <w:lang w:bidi="ar-AE"/>
+        </w:rPr>
+        <w:t>هل يمكنك القول أنك شعرت في الظروف المختلفة في الحياة فرح الإيمان أو قوة الإيمان؟ فيما يتعلق الأمر بالأخير فمن الجيد بأن تسأل نفسك مرة، إن كان ما يجتاز فيه المرء هو امتحان أم هو تمتع بمنابع معونة الله؟ كلما زاد تمتعي باتحادي مع الرأس، كلما زاد اشمئزازي من كل مشتهيات المُتع الفانية، وأدرك عندها ما هي حياة السماء. عندها لن تكون الاختبارات</w:t>
+      </w:r>
+      <w:r>
+        <w:rPr>
+          <w:rFonts w:hint="cs"/>
+          <w:rtl/>
+          <w:lang w:bidi="ar-AE"/>
+        </w:rPr>
+        <w:t xml:space="preserve"> كنتيجة لأنانيتي، وإنما لإيماني. هل تختبر امتحانات الإيمان؟ هل لك رجاء حي بأن تكون مع الرب؟ هل منتظر ظهورنا مع الرب لا زال موجود بكامل قوته كما في الماضي؟ هل منطقت حقويك وهل تنتظره؟</w:t>
+      </w:r>
+    </w:p>
+    <w:p>
+      <w:pPr>
+        <w:jc w:val="both"/>
+        <w:rPr>
+          <w:lang w:bidi="ar-AE"/>
+        </w:rPr>
+      </w:pPr>
+      <w:r>
+        <w:rPr>
+          <w:rFonts w:hint="cs"/>
+          <w:rtl/>
+          <w:lang w:bidi="ar-AE"/>
+        </w:rPr>
+        <w:t>من الرائع بأن أعرف في حياتي اليومية، بأني سائر في طريقي ولي في المسيح كل منابع معونتي. كل ما أجتاز فيه هنا على الأرض سيقرّبني أكثر منه. هو لي وأنا له. أنا أعرف الذي من البدء. كل سيرة حياتي موضوعة في علامة الطرح (الخلع): خلع العتيق، لكيما يكون المسيح كل شيء لي. إن كان الأمر كذلك فسيكون قلبنا سعيدًا في الامتحان، ممتلئًا بفرح لا يُنطق به ومجيد (1. بطرس 1: 8). قلبنا سيهدأ وسيبقى محفوظًا في سلام. الاستنتاج هو: جميعنا لنا طبيعة خاطئة، لكن كم من الجهد تكبده الله لينزع من قلوبنا ما لا يتلائم مع قداسته.</w:t>
       </w:r>
     </w:p>
     <w:sectPr>
-      <w:pgSz w:w="12240" w:h="15840"/>
-      <w:pgMar w:top="1440" w:right="1800" w:bottom="1440" w:left="1800" w:header="720" w:footer="720" w:gutter="0"/>
-      <w:cols w:space="720"/>
+      <w:pgSz w:w="11906" w:h="16838"/>
+      <w:pgMar w:top="1440" w:right="1800" w:bottom="1440" w:left="1800" w:header="708" w:footer="708" w:gutter="0"/>
+      <w:cols w:space="708"/>
+      <w:bidi/>
+      <w:rtlGutter/>
       <w:docGrid w:linePitch="360"/>
     </w:sectPr>
   </w:body>
@@ -256,14 +651,12 @@
         <w:rFonts w:ascii="Sakkal Majalla" w:eastAsiaTheme="minorHAnsi" w:hAnsi="Sakkal Majalla" w:cs="Sakkal Majalla"/>
         <w:sz w:val="28"/>
         <w:szCs w:val="28"/>
-        <w:lang w:val="en-US" w:eastAsia="en-US" w:bidi="he-IL"/>
+        <w:lang w:val="en-US" w:eastAsia="en-US" w:bidi="ar-SA"/>
       </w:rPr>
     </w:rPrDefault>
     <w:pPrDefault>
       <w:pPr>
-        <w:bidi/>
         <w:spacing w:after="160" w:line="259" w:lineRule="auto"/>
-        <w:jc w:val="both"/>
       </w:pPr>
     </w:pPrDefault>
   </w:docDefaults>
@@ -648,10 +1041,9 @@
   <w:style w:type="paragraph" w:default="1" w:styleId="Normal">
     <w:name w:val="Normal"/>
     <w:qFormat/>
-    <w:rPr>
-      <w:noProof/>
-      <w:lang w:bidi="ar-EG"/>
-    </w:rPr>
+    <w:pPr>
+      <w:bidi/>
+    </w:pPr>
   </w:style>
   <w:style w:type="character" w:default="1" w:styleId="DefaultParagraphFont">
     <w:name w:val="Default Paragraph Font"/>
@@ -685,7 +1077,7 @@
     <w:basedOn w:val="DefaultParagraphFont"/>
     <w:uiPriority w:val="99"/>
     <w:unhideWhenUsed/>
-    <w:rsid w:val="003243F3"/>
+    <w:rsid w:val="0065787F"/>
     <w:rPr>
       <w:color w:val="0563C1" w:themeColor="hyperlink"/>
       <w:u w:val="single"/>
@@ -697,10 +1089,22 @@
     <w:uiPriority w:val="99"/>
     <w:semiHidden/>
     <w:unhideWhenUsed/>
-    <w:rsid w:val="003243F3"/>
+    <w:rsid w:val="0065787F"/>
     <w:rPr>
       <w:color w:val="605E5C"/>
       <w:shd w:val="clear" w:color="auto" w:fill="E1DFDD"/>
+    </w:rPr>
+  </w:style>
+  <w:style w:type="character" w:styleId="FollowedHyperlink">
+    <w:name w:val="FollowedHyperlink"/>
+    <w:basedOn w:val="DefaultParagraphFont"/>
+    <w:uiPriority w:val="99"/>
+    <w:semiHidden/>
+    <w:unhideWhenUsed/>
+    <w:rsid w:val="00191D6F"/>
+    <w:rPr>
+      <w:color w:val="954F72" w:themeColor="followedHyperlink"/>
+      <w:u w:val="single"/>
     </w:rPr>
   </w:style>
 </w:styles>
